--- a/docs/Gosselin-madison-Resume.docx
+++ b/docs/Gosselin-madison-Resume.docx
@@ -1,6 +1,6 @@
 
 <file path=word/document.xml><?xml version="1.0" encoding="utf-8"?>
-<w:document xmlns:wpc="http://schemas.microsoft.com/office/word/2010/wordprocessingCanvas" xmlns:cx="http://schemas.microsoft.com/office/drawing/2014/chartex" xmlns:cx1="http://schemas.microsoft.com/office/drawing/2015/9/8/chartex" xmlns:cx2="http://schemas.microsoft.com/office/drawing/2015/10/21/chartex" xmlns:cx3="http://schemas.microsoft.com/office/drawing/2016/5/9/chartex" xmlns:cx4="http://schemas.microsoft.com/office/drawing/2016/5/10/chartex" xmlns:cx5="http://schemas.microsoft.com/office/drawing/2016/5/11/chartex" xmlns:cx6="http://schemas.microsoft.com/office/drawing/2016/5/12/chartex" xmlns:cx7="http://schemas.microsoft.com/office/drawing/2016/5/13/chartex" xmlns:cx8="http://schemas.microsoft.com/office/drawing/2016/5/14/chartex" xmlns:mc="http://schemas.openxmlformats.org/markup-compatibility/2006" xmlns:aink="http://schemas.microsoft.com/office/drawing/2016/ink" xmlns:am3d="http://schemas.microsoft.com/office/drawing/2017/model3d" xmlns:o="urn:schemas-microsoft-com:office:office" xmlns:r="http://schemas.openxmlformats.org/officeDocument/2006/relationships" xmlns:m="http://schemas.openxmlformats.org/officeDocument/2006/math" xmlns:v="urn:schemas-microsoft-com:vml" xmlns:wp14="http://schemas.microsoft.com/office/word/2010/wordprocessingDrawing" xmlns:wp="http://schemas.openxmlformats.org/drawingml/2006/wordprocessingDrawing" xmlns:w10="urn:schemas-microsoft-com:office:word" xmlns:w="http://schemas.openxmlformats.org/wordprocessingml/2006/main" xmlns:w14="http://schemas.microsoft.com/office/word/2010/wordml" xmlns:w15="http://schemas.microsoft.com/office/word/2012/wordml" xmlns:w16cex="http://schemas.microsoft.com/office/word/2018/wordml/cex" xmlns:w16cid="http://schemas.microsoft.com/office/word/2016/wordml/cid" xmlns:w16="http://schemas.microsoft.com/office/word/2018/wordml" xmlns:w16se="http://schemas.microsoft.com/office/word/2015/wordml/symex" xmlns:wpg="http://schemas.microsoft.com/office/word/2010/wordprocessingGroup" xmlns:wpi="http://schemas.microsoft.com/office/word/2010/wordprocessingInk" xmlns:wne="http://schemas.microsoft.com/office/word/2006/wordml" xmlns:wps="http://schemas.microsoft.com/office/word/2010/wordprocessingShape" mc:Ignorable="w14 w15 w16se w16cid w16 w16cex wp14">
+<w:document xmlns:wpc="http://schemas.microsoft.com/office/word/2010/wordprocessingCanvas" xmlns:cx="http://schemas.microsoft.com/office/drawing/2014/chartex" xmlns:cx1="http://schemas.microsoft.com/office/drawing/2015/9/8/chartex" xmlns:cx2="http://schemas.microsoft.com/office/drawing/2015/10/21/chartex" xmlns:cx3="http://schemas.microsoft.com/office/drawing/2016/5/9/chartex" xmlns:cx4="http://schemas.microsoft.com/office/drawing/2016/5/10/chartex" xmlns:cx5="http://schemas.microsoft.com/office/drawing/2016/5/11/chartex" xmlns:cx6="http://schemas.microsoft.com/office/drawing/2016/5/12/chartex" xmlns:cx7="http://schemas.microsoft.com/office/drawing/2016/5/13/chartex" xmlns:cx8="http://schemas.microsoft.com/office/drawing/2016/5/14/chartex" xmlns:mc="http://schemas.openxmlformats.org/markup-compatibility/2006" xmlns:aink="http://schemas.microsoft.com/office/drawing/2016/ink" xmlns:am3d="http://schemas.microsoft.com/office/drawing/2017/model3d" xmlns:o="urn:schemas-microsoft-com:office:office" xmlns:r="http://schemas.openxmlformats.org/officeDocument/2006/relationships" xmlns:m="http://schemas.openxmlformats.org/officeDocument/2006/math" xmlns:v="urn:schemas-microsoft-com:vml" xmlns:wp14="http://schemas.microsoft.com/office/word/2010/wordprocessingDrawing" xmlns:wp="http://schemas.openxmlformats.org/drawingml/2006/wordprocessingDrawing" xmlns:w10="urn:schemas-microsoft-com:office:word" xmlns:w="http://schemas.openxmlformats.org/wordprocessingml/2006/main" xmlns:w14="http://schemas.microsoft.com/office/word/2010/wordml" xmlns:w15="http://schemas.microsoft.com/office/word/2012/wordml" xmlns:w16cex="http://schemas.microsoft.com/office/word/2018/wordml/cex" xmlns:w16cid="http://schemas.microsoft.com/office/word/2016/wordml/cid" xmlns:w16="http://schemas.microsoft.com/office/word/2018/wordml" xmlns:w16sdtdh="http://schemas.microsoft.com/office/word/2020/wordml/sdtdatahash" xmlns:w16se="http://schemas.microsoft.com/office/word/2015/wordml/symex" xmlns:wpg="http://schemas.microsoft.com/office/word/2010/wordprocessingGroup" xmlns:wpi="http://schemas.microsoft.com/office/word/2010/wordprocessingInk" xmlns:wne="http://schemas.microsoft.com/office/word/2006/wordml" xmlns:wps="http://schemas.microsoft.com/office/word/2010/wordprocessingShape" mc:Ignorable="w14 w15 w16se w16cid w16 w16cex w16sdtdh wp14">
   <w:body>
     <w:p>
       <w:pPr>
@@ -10,8 +10,8 @@
           <w:rFonts w:ascii="Times New Roman" w:hAnsi="Times New Roman" w:cs="Times New Roman"/>
           <w:b/>
           <w:bCs/>
-          <w:sz w:val="24"/>
-          <w:szCs w:val="24"/>
+          <w:sz w:val="36"/>
+          <w:szCs w:val="36"/>
           <w:lang w:val="en-US"/>
         </w:rPr>
       </w:pPr>
@@ -20,8 +20,8 @@
           <w:rFonts w:ascii="Times New Roman" w:hAnsi="Times New Roman" w:cs="Times New Roman"/>
           <w:b/>
           <w:bCs/>
-          <w:sz w:val="24"/>
-          <w:szCs w:val="24"/>
+          <w:sz w:val="36"/>
+          <w:szCs w:val="36"/>
           <w:lang w:val="en-US"/>
         </w:rPr>
         <w:t xml:space="preserve">Madison Gosselin </w:t>
@@ -31,215 +31,6 @@
       <w:pPr>
         <w:spacing w:line="240" w:lineRule="auto"/>
         <w:jc w:val="center"/>
-        <w:rPr>
-          <w:rFonts w:ascii="Times New Roman" w:hAnsi="Times New Roman" w:cs="Times New Roman"/>
-          <w:sz w:val="24"/>
-          <w:szCs w:val="24"/>
-          <w:lang w:val="en-US"/>
-        </w:rPr>
-      </w:pPr>
-      <w:r>
-        <w:rPr>
-          <w:rFonts w:ascii="Times New Roman" w:hAnsi="Times New Roman" w:cs="Times New Roman"/>
-          <w:sz w:val="24"/>
-          <w:szCs w:val="24"/>
-          <w:lang w:val="en-US"/>
-        </w:rPr>
-        <w:t>1364 South Talbot Rd</w:t>
-      </w:r>
-      <w:r>
-        <w:rPr>
-          <w:rFonts w:ascii="Times New Roman" w:hAnsi="Times New Roman" w:cs="Times New Roman"/>
-          <w:sz w:val="24"/>
-          <w:szCs w:val="24"/>
-          <w:lang w:val="en-US"/>
-        </w:rPr>
-        <w:t xml:space="preserve"> </w:t>
-      </w:r>
-    </w:p>
-    <w:p>
-      <w:pPr>
-        <w:spacing w:line="240" w:lineRule="auto"/>
-        <w:jc w:val="center"/>
-        <w:rPr>
-          <w:rFonts w:ascii="Times New Roman" w:hAnsi="Times New Roman" w:cs="Times New Roman"/>
-          <w:sz w:val="24"/>
-          <w:szCs w:val="24"/>
-          <w:lang w:val="en-US"/>
-        </w:rPr>
-      </w:pPr>
-      <w:r>
-        <w:rPr>
-          <w:rFonts w:ascii="Times New Roman" w:hAnsi="Times New Roman" w:cs="Times New Roman"/>
-          <w:sz w:val="24"/>
-          <w:szCs w:val="24"/>
-          <w:lang w:val="en-US"/>
-        </w:rPr>
-        <w:t xml:space="preserve"> </w:t>
-      </w:r>
-      <w:r>
-        <w:rPr>
-          <w:rFonts w:ascii="Times New Roman" w:hAnsi="Times New Roman" w:cs="Times New Roman"/>
-          <w:sz w:val="24"/>
-          <w:szCs w:val="24"/>
-          <w:lang w:val="en-US"/>
-        </w:rPr>
-        <w:t>Oldcastle, ON</w:t>
-      </w:r>
-      <w:r>
-        <w:rPr>
-          <w:rFonts w:ascii="Times New Roman" w:hAnsi="Times New Roman" w:cs="Times New Roman"/>
-          <w:sz w:val="24"/>
-          <w:szCs w:val="24"/>
-          <w:lang w:val="en-US"/>
-        </w:rPr>
-        <w:t xml:space="preserve"> </w:t>
-      </w:r>
-      <w:r>
-        <w:rPr>
-          <w:rFonts w:ascii="Times New Roman" w:hAnsi="Times New Roman" w:cs="Times New Roman"/>
-          <w:sz w:val="24"/>
-          <w:szCs w:val="24"/>
-          <w:lang w:val="en-US"/>
-        </w:rPr>
-        <w:t>| N0R 1L0</w:t>
-      </w:r>
-      <w:r>
-        <w:rPr>
-          <w:rFonts w:ascii="Times New Roman" w:hAnsi="Times New Roman" w:cs="Times New Roman"/>
-          <w:sz w:val="24"/>
-          <w:szCs w:val="24"/>
-          <w:lang w:val="en-US"/>
-        </w:rPr>
-        <w:t xml:space="preserve"> </w:t>
-      </w:r>
-      <w:r>
-        <w:rPr>
-          <w:rFonts w:ascii="Times New Roman" w:hAnsi="Times New Roman" w:cs="Times New Roman"/>
-          <w:sz w:val="24"/>
-          <w:szCs w:val="24"/>
-          <w:lang w:val="en-US"/>
-        </w:rPr>
-        <w:t xml:space="preserve">| </w:t>
-      </w:r>
-      <w:r>
-        <w:rPr>
-          <w:rFonts w:ascii="Times New Roman" w:hAnsi="Times New Roman" w:cs="Times New Roman"/>
-          <w:sz w:val="24"/>
-          <w:szCs w:val="24"/>
-          <w:lang w:val="en-US"/>
-        </w:rPr>
-        <w:t>519-562-9004</w:t>
-      </w:r>
-      <w:r>
-        <w:rPr>
-          <w:rFonts w:ascii="Times New Roman" w:hAnsi="Times New Roman" w:cs="Times New Roman"/>
-          <w:noProof/>
-          <w:sz w:val="24"/>
-          <w:szCs w:val="24"/>
-          <w:lang w:val="en-US"/>
-        </w:rPr>
-        <mc:AlternateContent>
-          <mc:Choice Requires="wps">
-            <w:drawing>
-              <wp:anchor distT="0" distB="0" distL="114300" distR="114300" simplePos="0" relativeHeight="251659264" behindDoc="0" locked="0" layoutInCell="1" allowOverlap="1" wp14:anchorId="3634F34A" wp14:editId="00238179">
-                <wp:simplePos x="0" y="0"/>
-                <wp:positionH relativeFrom="column">
-                  <wp:posOffset>-438151</wp:posOffset>
-                </wp:positionH>
-                <wp:positionV relativeFrom="paragraph">
-                  <wp:posOffset>266065</wp:posOffset>
-                </wp:positionV>
-                <wp:extent cx="6867525" cy="9525"/>
-                <wp:effectExtent l="0" t="0" r="28575" b="28575"/>
-                <wp:wrapNone/>
-                <wp:docPr id="1" name="Straight Connector 1"/>
-                <wp:cNvGraphicFramePr/>
-                <a:graphic xmlns:a="http://schemas.openxmlformats.org/drawingml/2006/main">
-                  <a:graphicData uri="http://schemas.microsoft.com/office/word/2010/wordprocessingShape">
-                    <wps:wsp>
-                      <wps:cNvCnPr/>
-                      <wps:spPr>
-                        <a:xfrm>
-                          <a:off x="0" y="0"/>
-                          <a:ext cx="6867525" cy="9525"/>
-                        </a:xfrm>
-                        <a:prstGeom prst="line">
-                          <a:avLst/>
-                        </a:prstGeom>
-                      </wps:spPr>
-                      <wps:style>
-                        <a:lnRef idx="1">
-                          <a:schemeClr val="dk1"/>
-                        </a:lnRef>
-                        <a:fillRef idx="0">
-                          <a:schemeClr val="dk1"/>
-                        </a:fillRef>
-                        <a:effectRef idx="0">
-                          <a:schemeClr val="dk1"/>
-                        </a:effectRef>
-                        <a:fontRef idx="minor">
-                          <a:schemeClr val="tx1"/>
-                        </a:fontRef>
-                      </wps:style>
-                      <wps:bodyPr/>
-                    </wps:wsp>
-                  </a:graphicData>
-                </a:graphic>
-                <wp14:sizeRelH relativeFrom="margin">
-                  <wp14:pctWidth>0</wp14:pctWidth>
-                </wp14:sizeRelH>
-                <wp14:sizeRelV relativeFrom="margin">
-                  <wp14:pctHeight>0</wp14:pctHeight>
-                </wp14:sizeRelV>
-              </wp:anchor>
-            </w:drawing>
-          </mc:Choice>
-          <mc:Fallback>
-            <w:pict>
-              <v:line w14:anchorId="57AE345E" id="Straight Connector 1" o:spid="_x0000_s1026" style="position:absolute;z-index:251659264;visibility:visible;mso-wrap-style:square;mso-width-percent:0;mso-height-percent:0;mso-wrap-distance-left:9pt;mso-wrap-distance-top:0;mso-wrap-distance-right:9pt;mso-wrap-distance-bottom:0;mso-position-horizontal:absolute;mso-position-horizontal-relative:text;mso-position-vertical:absolute;mso-position-vertical-relative:text;mso-width-percent:0;mso-height-percent:0;mso-width-relative:margin;mso-height-relative:margin" from="-34.5pt,20.95pt" to="506.25pt,21.7pt" o:gfxdata="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" strokecolor="black [3200]" strokeweight=".5pt">
-                <v:stroke joinstyle="miter"/>
-              </v:line>
-            </w:pict>
-          </mc:Fallback>
-        </mc:AlternateContent>
-      </w:r>
-      <w:r>
-        <w:rPr>
-          <w:rFonts w:ascii="Times New Roman" w:hAnsi="Times New Roman" w:cs="Times New Roman"/>
-          <w:sz w:val="24"/>
-          <w:szCs w:val="24"/>
-          <w:lang w:val="en-US"/>
-        </w:rPr>
-        <w:t xml:space="preserve"> </w:t>
-      </w:r>
-      <w:r>
-        <w:rPr>
-          <w:rFonts w:ascii="Times New Roman" w:hAnsi="Times New Roman" w:cs="Times New Roman"/>
-          <w:sz w:val="24"/>
-          <w:szCs w:val="24"/>
-          <w:lang w:val="en-US"/>
-        </w:rPr>
-        <w:t xml:space="preserve">| </w:t>
-      </w:r>
-      <w:hyperlink r:id="rId5" w:history="1">
-        <w:r>
-          <w:rPr>
-            <w:rStyle w:val="Hyperlink"/>
-            <w:rFonts w:ascii="Times New Roman" w:hAnsi="Times New Roman" w:cs="Times New Roman"/>
-            <w:color w:val="000000" w:themeColor="text1"/>
-            <w:sz w:val="24"/>
-            <w:szCs w:val="24"/>
-            <w:u w:val="none"/>
-            <w:lang w:val="en-US"/>
-          </w:rPr>
-          <w:t>madisoncgosselin@gmail.com</w:t>
-        </w:r>
-      </w:hyperlink>
-    </w:p>
-    <w:p>
-      <w:pPr>
-        <w:spacing w:after="0" w:line="240" w:lineRule="auto"/>
         <w:rPr>
           <w:rFonts w:ascii="Times New Roman" w:hAnsi="Times New Roman" w:cs="Times New Roman"/>
           <w:sz w:val="32"/>
@@ -248,14 +39,95 @@
           <w:lang w:val="en-US"/>
         </w:rPr>
       </w:pPr>
+      <w:r>
+        <w:rPr>
+          <w:rFonts w:ascii="Times New Roman" w:hAnsi="Times New Roman" w:cs="Times New Roman"/>
+          <w:sz w:val="24"/>
+          <w:szCs w:val="24"/>
+          <w:lang w:val="en-US"/>
+        </w:rPr>
+        <w:t>Oldcastle, ON</w:t>
+      </w:r>
+      <w:r>
+        <w:rPr>
+          <w:rFonts w:ascii="Times New Roman" w:hAnsi="Times New Roman" w:cs="Times New Roman"/>
+          <w:sz w:val="24"/>
+          <w:szCs w:val="24"/>
+          <w:lang w:val="en-US"/>
+        </w:rPr>
+        <w:t xml:space="preserve"> </w:t>
+      </w:r>
+      <w:r>
+        <w:rPr>
+          <w:rFonts w:ascii="Times New Roman" w:hAnsi="Times New Roman" w:cs="Times New Roman"/>
+          <w:sz w:val="24"/>
+          <w:szCs w:val="24"/>
+          <w:lang w:val="en-US"/>
+        </w:rPr>
+        <w:t>| N0R 1L0</w:t>
+      </w:r>
+      <w:r>
+        <w:rPr>
+          <w:rFonts w:ascii="Times New Roman" w:hAnsi="Times New Roman" w:cs="Times New Roman"/>
+          <w:sz w:val="24"/>
+          <w:szCs w:val="24"/>
+          <w:lang w:val="en-US"/>
+        </w:rPr>
+        <w:t xml:space="preserve"> </w:t>
+      </w:r>
+      <w:r>
+        <w:rPr>
+          <w:rFonts w:ascii="Times New Roman" w:hAnsi="Times New Roman" w:cs="Times New Roman"/>
+          <w:sz w:val="24"/>
+          <w:szCs w:val="24"/>
+          <w:lang w:val="en-US"/>
+        </w:rPr>
+        <w:t xml:space="preserve">| </w:t>
+      </w:r>
+      <w:r>
+        <w:rPr>
+          <w:rFonts w:ascii="Times New Roman" w:hAnsi="Times New Roman" w:cs="Times New Roman"/>
+          <w:sz w:val="24"/>
+          <w:szCs w:val="24"/>
+          <w:lang w:val="en-US"/>
+        </w:rPr>
+        <w:t>519-562-9004</w:t>
+      </w:r>
+      <w:r>
+        <w:rPr>
+          <w:rFonts w:ascii="Times New Roman" w:hAnsi="Times New Roman" w:cs="Times New Roman"/>
+          <w:sz w:val="24"/>
+          <w:szCs w:val="24"/>
+          <w:lang w:val="en-US"/>
+        </w:rPr>
+        <w:t xml:space="preserve"> </w:t>
+      </w:r>
+      <w:r>
+        <w:rPr>
+          <w:rFonts w:ascii="Times New Roman" w:hAnsi="Times New Roman" w:cs="Times New Roman"/>
+          <w:sz w:val="24"/>
+          <w:szCs w:val="24"/>
+          <w:lang w:val="en-US"/>
+        </w:rPr>
+        <w:t xml:space="preserve">| </w:t>
+      </w:r>
+      <w:r>
+        <w:rPr>
+          <w:rFonts w:ascii="Times New Roman" w:hAnsi="Times New Roman" w:cs="Times New Roman"/>
+          <w:sz w:val="24"/>
+          <w:szCs w:val="24"/>
+          <w:lang w:val="en-US"/>
+        </w:rPr>
+        <w:t>madisoncgosselin@gmail.com</w:t>
+      </w:r>
     </w:p>
     <w:p>
       <w:pPr>
-        <w:spacing w:after="0" w:line="240" w:lineRule="auto"/>
-        <w:rPr>
-          <w:rFonts w:ascii="Times New Roman" w:hAnsi="Times New Roman" w:cs="Times New Roman"/>
-          <w:sz w:val="32"/>
-          <w:szCs w:val="32"/>
+        <w:spacing w:before="240" w:after="0" w:line="240" w:lineRule="auto"/>
+        <w:rPr>
+          <w:rFonts w:ascii="Times New Roman" w:hAnsi="Times New Roman" w:cs="Times New Roman"/>
+          <w:sz w:val="28"/>
+          <w:szCs w:val="28"/>
           <w:u w:val="single"/>
           <w:lang w:val="en-US"/>
         </w:rPr>
@@ -263,38 +135,18 @@
       <w:r>
         <w:rPr>
           <w:rFonts w:ascii="Times New Roman" w:hAnsi="Times New Roman" w:cs="Times New Roman"/>
-          <w:sz w:val="32"/>
-          <w:szCs w:val="32"/>
+          <w:sz w:val="28"/>
+          <w:szCs w:val="28"/>
           <w:u w:val="single"/>
           <w:lang w:val="en-US"/>
         </w:rPr>
-        <w:t xml:space="preserve">Skills and </w:t>
-      </w:r>
-      <w:r>
-        <w:rPr>
-          <w:rFonts w:ascii="Times New Roman" w:hAnsi="Times New Roman" w:cs="Times New Roman"/>
-          <w:sz w:val="32"/>
-          <w:szCs w:val="32"/>
-          <w:u w:val="single"/>
-          <w:lang w:val="en-US"/>
-        </w:rPr>
-        <w:t>A</w:t>
-      </w:r>
-      <w:r>
-        <w:rPr>
-          <w:rFonts w:ascii="Times New Roman" w:hAnsi="Times New Roman" w:cs="Times New Roman"/>
-          <w:sz w:val="32"/>
-          <w:szCs w:val="32"/>
-          <w:u w:val="single"/>
-          <w:lang w:val="en-US"/>
-        </w:rPr>
-        <w:t>bilities</w:t>
+        <w:t>Extra-Curricular Experience</w:t>
       </w:r>
     </w:p>
     <w:p>
       <w:pPr>
-        <w:spacing w:after="0"/>
-        <w:ind w:firstLine="360"/>
+        <w:spacing w:before="240" w:after="0" w:line="240" w:lineRule="auto"/>
+        <w:ind w:left="360"/>
         <w:rPr>
           <w:rFonts w:ascii="Times New Roman" w:hAnsi="Times New Roman" w:cs="Times New Roman"/>
           <w:b/>
@@ -313,89 +165,9 @@
           <w:szCs w:val="24"/>
           <w:lang w:val="en-US"/>
         </w:rPr>
-        <w:t>Computer skills</w:t>
-      </w:r>
-    </w:p>
-    <w:p>
-      <w:pPr>
-        <w:pStyle w:val="ListParagraph"/>
-        <w:numPr>
-          <w:ilvl w:val="0"/>
-          <w:numId w:val="1"/>
-        </w:numPr>
-        <w:rPr>
-          <w:rFonts w:ascii="Times New Roman" w:hAnsi="Times New Roman" w:cs="Times New Roman"/>
-          <w:sz w:val="24"/>
-          <w:szCs w:val="24"/>
-          <w:lang w:val="en-US"/>
-        </w:rPr>
-      </w:pPr>
-      <w:r>
-        <w:rPr>
-          <w:rFonts w:ascii="Times New Roman" w:hAnsi="Times New Roman" w:cs="Times New Roman"/>
-          <w:sz w:val="24"/>
-          <w:szCs w:val="24"/>
-          <w:lang w:val="en-US"/>
-        </w:rPr>
-        <w:t xml:space="preserve">Light knowledge of </w:t>
-      </w:r>
-      <w:r>
-        <w:rPr>
-          <w:rFonts w:ascii="Times New Roman" w:hAnsi="Times New Roman" w:cs="Times New Roman"/>
-          <w:sz w:val="24"/>
-          <w:szCs w:val="24"/>
-          <w:lang w:val="en-US"/>
-        </w:rPr>
-        <w:t xml:space="preserve">C, </w:t>
-      </w:r>
-      <w:r>
-        <w:rPr>
-          <w:rFonts w:ascii="Times New Roman" w:hAnsi="Times New Roman" w:cs="Times New Roman"/>
-          <w:sz w:val="24"/>
-          <w:szCs w:val="24"/>
-          <w:lang w:val="en-US"/>
-        </w:rPr>
-        <w:t>C++,</w:t>
-      </w:r>
-      <w:r>
-        <w:rPr>
-          <w:rFonts w:ascii="Times New Roman" w:hAnsi="Times New Roman" w:cs="Times New Roman"/>
-          <w:sz w:val="24"/>
-          <w:szCs w:val="24"/>
-          <w:lang w:val="en-US"/>
-        </w:rPr>
-        <w:t xml:space="preserve"> and Java programming</w:t>
-      </w:r>
-    </w:p>
-    <w:p>
-      <w:pPr>
-        <w:pStyle w:val="ListParagraph"/>
-        <w:numPr>
-          <w:ilvl w:val="0"/>
-          <w:numId w:val="1"/>
-        </w:numPr>
-        <w:spacing w:after="0"/>
-        <w:rPr>
-          <w:rFonts w:ascii="Times New Roman" w:hAnsi="Times New Roman" w:cs="Times New Roman"/>
-          <w:sz w:val="24"/>
-          <w:szCs w:val="24"/>
-          <w:lang w:val="en-US"/>
-        </w:rPr>
-      </w:pPr>
-      <w:r>
-        <w:rPr>
-          <w:rFonts w:ascii="Times New Roman" w:hAnsi="Times New Roman" w:cs="Times New Roman"/>
-          <w:sz w:val="24"/>
-          <w:szCs w:val="24"/>
-          <w:lang w:val="en-US"/>
-        </w:rPr>
-        <w:t>Experienced in Microsoft Office platforms</w:t>
-      </w:r>
-    </w:p>
-    <w:p>
-      <w:pPr>
-        <w:spacing w:after="0"/>
-        <w:ind w:firstLine="360"/>
+        <w:t xml:space="preserve">Team </w:t>
+      </w:r>
+      <w:r>
         <w:rPr>
           <w:rFonts w:ascii="Times New Roman" w:hAnsi="Times New Roman" w:cs="Times New Roman"/>
           <w:b/>
@@ -404,7 +176,8 @@
           <w:szCs w:val="24"/>
           <w:lang w:val="en-US"/>
         </w:rPr>
-      </w:pPr>
+        <w:t>772 and 16183 Member</w:t>
+      </w:r>
       <w:r>
         <w:rPr>
           <w:rFonts w:ascii="Times New Roman" w:hAnsi="Times New Roman" w:cs="Times New Roman"/>
@@ -414,468 +187,18 @@
           <w:szCs w:val="24"/>
           <w:lang w:val="en-US"/>
         </w:rPr>
-        <w:t>Leadership skills</w:t>
-      </w:r>
-    </w:p>
-    <w:p>
-      <w:pPr>
-        <w:pStyle w:val="ListParagraph"/>
-        <w:numPr>
-          <w:ilvl w:val="0"/>
-          <w:numId w:val="1"/>
-        </w:numPr>
-        <w:spacing w:after="0"/>
-        <w:rPr>
-          <w:rFonts w:ascii="Times New Roman" w:hAnsi="Times New Roman" w:cs="Times New Roman"/>
-          <w:sz w:val="24"/>
-          <w:szCs w:val="24"/>
-          <w:lang w:val="en-US"/>
-        </w:rPr>
-      </w:pPr>
-      <w:r>
-        <w:rPr>
-          <w:rFonts w:ascii="Times New Roman" w:hAnsi="Times New Roman" w:cs="Times New Roman"/>
-          <w:sz w:val="24"/>
-          <w:szCs w:val="24"/>
-          <w:lang w:val="en-US"/>
-        </w:rPr>
-        <w:t xml:space="preserve">Programming leader of Sandwich Secondary FIRST Tech Challenge (FTC) team </w:t>
-      </w:r>
-    </w:p>
-    <w:p>
-      <w:pPr>
-        <w:pStyle w:val="ListParagraph"/>
-        <w:numPr>
-          <w:ilvl w:val="0"/>
-          <w:numId w:val="1"/>
-        </w:numPr>
-        <w:rPr>
-          <w:rFonts w:ascii="Times New Roman" w:hAnsi="Times New Roman" w:cs="Times New Roman"/>
-          <w:sz w:val="24"/>
-          <w:szCs w:val="24"/>
-          <w:lang w:val="en-US"/>
-        </w:rPr>
-      </w:pPr>
-      <w:r>
-        <w:rPr>
-          <w:rFonts w:ascii="Times New Roman" w:hAnsi="Times New Roman" w:cs="Times New Roman"/>
-          <w:sz w:val="24"/>
-          <w:szCs w:val="24"/>
-          <w:lang w:val="en-US"/>
-        </w:rPr>
-        <w:t>Elected to participate in Leadership camp in 201</w:t>
-      </w:r>
-      <w:r>
-        <w:rPr>
-          <w:rFonts w:ascii="Times New Roman" w:hAnsi="Times New Roman" w:cs="Times New Roman"/>
-          <w:sz w:val="24"/>
-          <w:szCs w:val="24"/>
-          <w:lang w:val="en-US"/>
-        </w:rPr>
-        <w:t>7</w:t>
-      </w:r>
-    </w:p>
-    <w:p>
-      <w:pPr>
-        <w:pStyle w:val="ListParagraph"/>
-        <w:numPr>
-          <w:ilvl w:val="0"/>
-          <w:numId w:val="1"/>
-        </w:numPr>
-        <w:spacing w:after="0"/>
-        <w:rPr>
-          <w:rFonts w:ascii="Times New Roman" w:hAnsi="Times New Roman" w:cs="Times New Roman"/>
-          <w:sz w:val="24"/>
-          <w:szCs w:val="24"/>
-          <w:lang w:val="en-US"/>
-        </w:rPr>
-      </w:pPr>
-      <w:r>
-        <w:rPr>
-          <w:rFonts w:ascii="Times New Roman" w:hAnsi="Times New Roman" w:cs="Times New Roman"/>
-          <w:sz w:val="24"/>
-          <w:szCs w:val="24"/>
-          <w:lang w:val="en-US"/>
-        </w:rPr>
-        <w:t>Participated in sponsor presentations for Sabre Bytes Robotics</w:t>
-      </w:r>
-      <w:r>
-        <w:rPr>
-          <w:rFonts w:ascii="Times New Roman" w:hAnsi="Times New Roman" w:cs="Times New Roman"/>
-          <w:sz w:val="24"/>
-          <w:szCs w:val="24"/>
-          <w:lang w:val="en-US"/>
-        </w:rPr>
-        <w:t xml:space="preserve"> Team</w:t>
-      </w:r>
-    </w:p>
-    <w:p>
-      <w:pPr>
-        <w:spacing w:after="0"/>
-        <w:rPr>
-          <w:rFonts w:ascii="Times New Roman" w:hAnsi="Times New Roman" w:cs="Times New Roman"/>
-          <w:sz w:val="32"/>
-          <w:szCs w:val="32"/>
-          <w:u w:val="single"/>
-          <w:lang w:val="en-US"/>
-        </w:rPr>
-      </w:pPr>
-      <w:r>
-        <w:rPr>
-          <w:rFonts w:ascii="Times New Roman" w:hAnsi="Times New Roman" w:cs="Times New Roman"/>
-          <w:sz w:val="32"/>
-          <w:szCs w:val="32"/>
-          <w:u w:val="single"/>
-          <w:lang w:val="en-US"/>
-        </w:rPr>
-        <w:t>Volunteer E</w:t>
-      </w:r>
-      <w:r>
-        <w:rPr>
-          <w:rFonts w:ascii="Times New Roman" w:hAnsi="Times New Roman" w:cs="Times New Roman"/>
-          <w:sz w:val="32"/>
-          <w:szCs w:val="32"/>
-          <w:u w:val="single"/>
-          <w:lang w:val="en-US"/>
-        </w:rPr>
-        <w:t>xperience</w:t>
-      </w:r>
-    </w:p>
-    <w:p>
-      <w:pPr>
-        <w:pStyle w:val="ListParagraph"/>
-        <w:numPr>
-          <w:ilvl w:val="0"/>
-          <w:numId w:val="3"/>
-        </w:numPr>
-        <w:spacing w:after="0"/>
-        <w:rPr>
-          <w:rFonts w:ascii="Times New Roman" w:hAnsi="Times New Roman" w:cs="Times New Roman"/>
-          <w:sz w:val="24"/>
-          <w:szCs w:val="24"/>
-          <w:lang w:val="en-US"/>
-        </w:rPr>
-      </w:pPr>
-      <w:r>
-        <w:rPr>
-          <w:rFonts w:ascii="Times New Roman" w:hAnsi="Times New Roman" w:cs="Times New Roman"/>
-          <w:sz w:val="24"/>
-          <w:szCs w:val="24"/>
-          <w:lang w:val="en-US"/>
-        </w:rPr>
-        <w:t xml:space="preserve">FIRST Robotics Southwest International </w:t>
-      </w:r>
-      <w:r>
-        <w:rPr>
-          <w:rFonts w:ascii="Times New Roman" w:hAnsi="Times New Roman" w:cs="Times New Roman"/>
-          <w:sz w:val="24"/>
-          <w:szCs w:val="24"/>
-          <w:lang w:val="en-US"/>
-        </w:rPr>
-        <w:t>Offseason</w:t>
-      </w:r>
-      <w:r>
-        <w:rPr>
-          <w:rFonts w:ascii="Times New Roman" w:hAnsi="Times New Roman" w:cs="Times New Roman"/>
-          <w:sz w:val="24"/>
-          <w:szCs w:val="24"/>
-          <w:lang w:val="en-US"/>
-        </w:rPr>
-        <w:tab/>
-      </w:r>
-      <w:r>
-        <w:rPr>
-          <w:rFonts w:ascii="Times New Roman" w:hAnsi="Times New Roman" w:cs="Times New Roman"/>
-          <w:sz w:val="24"/>
-          <w:szCs w:val="24"/>
-          <w:lang w:val="en-US"/>
-        </w:rPr>
-        <w:tab/>
-      </w:r>
-      <w:r>
-        <w:rPr>
-          <w:rFonts w:ascii="Times New Roman" w:hAnsi="Times New Roman" w:cs="Times New Roman"/>
-          <w:sz w:val="24"/>
-          <w:szCs w:val="24"/>
-          <w:lang w:val="en-US"/>
-        </w:rPr>
-        <w:tab/>
-      </w:r>
-      <w:r>
-        <w:rPr>
-          <w:rFonts w:ascii="Times New Roman" w:hAnsi="Times New Roman" w:cs="Times New Roman"/>
-          <w:sz w:val="24"/>
-          <w:szCs w:val="24"/>
-          <w:lang w:val="en-US"/>
-        </w:rPr>
-        <w:tab/>
-        <w:t>2018-Present</w:t>
-      </w:r>
-    </w:p>
-    <w:p>
-      <w:pPr>
-        <w:pStyle w:val="ListParagraph"/>
-        <w:numPr>
-          <w:ilvl w:val="0"/>
-          <w:numId w:val="3"/>
-        </w:numPr>
-        <w:rPr>
-          <w:rFonts w:ascii="Times New Roman" w:hAnsi="Times New Roman" w:cs="Times New Roman"/>
-          <w:sz w:val="24"/>
-          <w:szCs w:val="24"/>
-          <w:lang w:val="en-US"/>
-        </w:rPr>
-      </w:pPr>
-      <w:r>
-        <w:rPr>
-          <w:rFonts w:ascii="Times New Roman" w:hAnsi="Times New Roman" w:cs="Times New Roman"/>
-          <w:sz w:val="24"/>
-          <w:szCs w:val="24"/>
-          <w:lang w:val="en-US"/>
-        </w:rPr>
-        <w:t>FIRST Lego League Robotics Competition</w:t>
-      </w:r>
-      <w:r>
-        <w:rPr>
-          <w:rFonts w:ascii="Times New Roman" w:hAnsi="Times New Roman" w:cs="Times New Roman"/>
-          <w:sz w:val="24"/>
-          <w:szCs w:val="24"/>
-          <w:lang w:val="en-US"/>
-        </w:rPr>
-        <w:t>s</w:t>
-      </w:r>
-      <w:r>
-        <w:rPr>
-          <w:rFonts w:ascii="Times New Roman" w:hAnsi="Times New Roman" w:cs="Times New Roman"/>
-          <w:sz w:val="24"/>
-          <w:szCs w:val="24"/>
-          <w:lang w:val="en-US"/>
-        </w:rPr>
-        <w:tab/>
-      </w:r>
-      <w:r>
-        <w:rPr>
-          <w:rFonts w:ascii="Times New Roman" w:hAnsi="Times New Roman" w:cs="Times New Roman"/>
-          <w:sz w:val="24"/>
-          <w:szCs w:val="24"/>
-          <w:lang w:val="en-US"/>
-        </w:rPr>
-        <w:tab/>
-      </w:r>
-      <w:r>
-        <w:rPr>
-          <w:rFonts w:ascii="Times New Roman" w:hAnsi="Times New Roman" w:cs="Times New Roman"/>
-          <w:sz w:val="24"/>
-          <w:szCs w:val="24"/>
-          <w:lang w:val="en-US"/>
-        </w:rPr>
-        <w:tab/>
-      </w:r>
-      <w:r>
-        <w:rPr>
-          <w:rFonts w:ascii="Times New Roman" w:hAnsi="Times New Roman" w:cs="Times New Roman"/>
-          <w:sz w:val="24"/>
-          <w:szCs w:val="24"/>
-          <w:lang w:val="en-US"/>
-        </w:rPr>
-        <w:tab/>
-      </w:r>
-      <w:r>
-        <w:rPr>
-          <w:rFonts w:ascii="Times New Roman" w:hAnsi="Times New Roman" w:cs="Times New Roman"/>
-          <w:sz w:val="24"/>
-          <w:szCs w:val="24"/>
-          <w:lang w:val="en-US"/>
-        </w:rPr>
-        <w:tab/>
-        <w:t>2018-2019</w:t>
-      </w:r>
-    </w:p>
-    <w:p>
-      <w:pPr>
-        <w:pStyle w:val="ListParagraph"/>
-        <w:numPr>
-          <w:ilvl w:val="0"/>
-          <w:numId w:val="3"/>
-        </w:numPr>
-        <w:rPr>
-          <w:rFonts w:ascii="Times New Roman" w:hAnsi="Times New Roman" w:cs="Times New Roman"/>
-          <w:sz w:val="24"/>
-          <w:szCs w:val="24"/>
-          <w:lang w:val="en-US"/>
-        </w:rPr>
-      </w:pPr>
-      <w:r>
-        <w:rPr>
-          <w:rFonts w:ascii="Times New Roman" w:hAnsi="Times New Roman" w:cs="Times New Roman"/>
-          <w:sz w:val="24"/>
-          <w:szCs w:val="24"/>
-          <w:lang w:val="en-US"/>
-        </w:rPr>
-        <w:t>Sandwich Concession Stand (Track &amp; Field)</w:t>
-      </w:r>
-      <w:r>
-        <w:rPr>
-          <w:rFonts w:ascii="Times New Roman" w:hAnsi="Times New Roman" w:cs="Times New Roman"/>
-          <w:sz w:val="24"/>
-          <w:szCs w:val="24"/>
-          <w:lang w:val="en-US"/>
-        </w:rPr>
-        <w:tab/>
-      </w:r>
-      <w:r>
-        <w:rPr>
-          <w:rFonts w:ascii="Times New Roman" w:hAnsi="Times New Roman" w:cs="Times New Roman"/>
-          <w:sz w:val="24"/>
-          <w:szCs w:val="24"/>
-          <w:lang w:val="en-US"/>
-        </w:rPr>
-        <w:tab/>
-      </w:r>
-      <w:r>
-        <w:rPr>
-          <w:rFonts w:ascii="Times New Roman" w:hAnsi="Times New Roman" w:cs="Times New Roman"/>
-          <w:sz w:val="24"/>
-          <w:szCs w:val="24"/>
-          <w:lang w:val="en-US"/>
-        </w:rPr>
-        <w:tab/>
-      </w:r>
-      <w:r>
-        <w:rPr>
-          <w:rFonts w:ascii="Times New Roman" w:hAnsi="Times New Roman" w:cs="Times New Roman"/>
-          <w:sz w:val="24"/>
-          <w:szCs w:val="24"/>
-          <w:lang w:val="en-US"/>
-        </w:rPr>
-        <w:tab/>
-      </w:r>
-      <w:r>
-        <w:rPr>
-          <w:rFonts w:ascii="Times New Roman" w:hAnsi="Times New Roman" w:cs="Times New Roman"/>
-          <w:sz w:val="24"/>
-          <w:szCs w:val="24"/>
-          <w:lang w:val="en-US"/>
-        </w:rPr>
-        <w:tab/>
-        <w:t>2019</w:t>
-      </w:r>
-    </w:p>
-    <w:p>
-      <w:pPr>
-        <w:pStyle w:val="ListParagraph"/>
-        <w:numPr>
-          <w:ilvl w:val="0"/>
-          <w:numId w:val="3"/>
-        </w:numPr>
-        <w:spacing w:after="0"/>
-        <w:rPr>
-          <w:rFonts w:ascii="Times New Roman" w:hAnsi="Times New Roman" w:cs="Times New Roman"/>
-          <w:sz w:val="24"/>
-          <w:szCs w:val="24"/>
-          <w:lang w:val="en-US"/>
-        </w:rPr>
-      </w:pPr>
-      <w:r>
-        <w:rPr>
-          <w:rFonts w:ascii="Times New Roman" w:hAnsi="Times New Roman" w:cs="Times New Roman"/>
-          <w:sz w:val="24"/>
-          <w:szCs w:val="24"/>
-          <w:lang w:val="en-US"/>
-        </w:rPr>
-        <w:t xml:space="preserve">FIRST Science Rendezvous </w:t>
-      </w:r>
-      <w:r>
-        <w:rPr>
-          <w:rFonts w:ascii="Times New Roman" w:hAnsi="Times New Roman" w:cs="Times New Roman"/>
-          <w:sz w:val="24"/>
-          <w:szCs w:val="24"/>
-          <w:lang w:val="en-US"/>
-        </w:rPr>
-        <w:tab/>
-      </w:r>
-      <w:r>
-        <w:rPr>
-          <w:rFonts w:ascii="Times New Roman" w:hAnsi="Times New Roman" w:cs="Times New Roman"/>
-          <w:sz w:val="24"/>
-          <w:szCs w:val="24"/>
-          <w:lang w:val="en-US"/>
-        </w:rPr>
-        <w:tab/>
-      </w:r>
-      <w:r>
-        <w:rPr>
-          <w:rFonts w:ascii="Times New Roman" w:hAnsi="Times New Roman" w:cs="Times New Roman"/>
-          <w:sz w:val="24"/>
-          <w:szCs w:val="24"/>
-          <w:lang w:val="en-US"/>
-        </w:rPr>
-        <w:tab/>
-      </w:r>
-      <w:r>
-        <w:rPr>
-          <w:rFonts w:ascii="Times New Roman" w:hAnsi="Times New Roman" w:cs="Times New Roman"/>
-          <w:sz w:val="24"/>
-          <w:szCs w:val="24"/>
-          <w:lang w:val="en-US"/>
-        </w:rPr>
-        <w:tab/>
-      </w:r>
-      <w:r>
-        <w:rPr>
-          <w:rFonts w:ascii="Times New Roman" w:hAnsi="Times New Roman" w:cs="Times New Roman"/>
-          <w:sz w:val="24"/>
-          <w:szCs w:val="24"/>
-          <w:lang w:val="en-US"/>
-        </w:rPr>
-        <w:tab/>
-      </w:r>
-      <w:r>
-        <w:rPr>
-          <w:rFonts w:ascii="Times New Roman" w:hAnsi="Times New Roman" w:cs="Times New Roman"/>
-          <w:sz w:val="24"/>
-          <w:szCs w:val="24"/>
-          <w:lang w:val="en-US"/>
-        </w:rPr>
-        <w:tab/>
-      </w:r>
-      <w:r>
-        <w:rPr>
-          <w:rFonts w:ascii="Times New Roman" w:hAnsi="Times New Roman" w:cs="Times New Roman"/>
-          <w:sz w:val="24"/>
-          <w:szCs w:val="24"/>
-          <w:lang w:val="en-US"/>
-        </w:rPr>
-        <w:tab/>
-        <w:t>2019</w:t>
-      </w:r>
-    </w:p>
-    <w:p>
-      <w:pPr>
-        <w:spacing w:after="0"/>
-        <w:rPr>
-          <w:rFonts w:ascii="Times New Roman" w:hAnsi="Times New Roman" w:cs="Times New Roman"/>
-          <w:sz w:val="32"/>
-          <w:szCs w:val="32"/>
-          <w:u w:val="single"/>
-          <w:lang w:val="en-US"/>
-        </w:rPr>
-      </w:pPr>
-      <w:r>
-        <w:rPr>
-          <w:rFonts w:ascii="Times New Roman" w:hAnsi="Times New Roman" w:cs="Times New Roman"/>
-          <w:sz w:val="32"/>
-          <w:szCs w:val="32"/>
-          <w:u w:val="single"/>
-          <w:lang w:val="en-US"/>
-        </w:rPr>
-        <w:t>Extra-Curricular Experience</w:t>
-      </w:r>
-    </w:p>
-    <w:p>
-      <w:pPr>
-        <w:spacing w:after="0" w:line="240" w:lineRule="auto"/>
-        <w:ind w:left="360"/>
+        <w:t xml:space="preserve"> | </w:t>
+      </w:r>
+      <w:r>
+        <w:rPr>
+          <w:rFonts w:ascii="Times New Roman" w:hAnsi="Times New Roman" w:cs="Times New Roman"/>
+          <w:sz w:val="24"/>
+          <w:szCs w:val="24"/>
+          <w:lang w:val="en-US"/>
+        </w:rPr>
+        <w:t>FIRST Canada</w:t>
+      </w:r>
+      <w:r>
         <w:rPr>
           <w:rFonts w:ascii="Times New Roman" w:hAnsi="Times New Roman" w:cs="Times New Roman"/>
           <w:b/>
@@ -884,7 +207,8 @@
           <w:szCs w:val="24"/>
           <w:lang w:val="en-US"/>
         </w:rPr>
-      </w:pPr>
+        <w:tab/>
+      </w:r>
       <w:r>
         <w:rPr>
           <w:rFonts w:ascii="Times New Roman" w:hAnsi="Times New Roman" w:cs="Times New Roman"/>
@@ -894,7 +218,40 @@
           <w:szCs w:val="24"/>
           <w:lang w:val="en-US"/>
         </w:rPr>
-        <w:t>FIRST 772 and 16183 Team Member, FIRST Robotics Competition, Sandwich Secondary School, Windsor, ON, Oct 2019 – Present</w:t>
+        <w:tab/>
+      </w:r>
+      <w:r>
+        <w:rPr>
+          <w:rFonts w:ascii="Times New Roman" w:hAnsi="Times New Roman" w:cs="Times New Roman"/>
+          <w:b/>
+          <w:bCs/>
+          <w:sz w:val="24"/>
+          <w:szCs w:val="24"/>
+          <w:lang w:val="en-US"/>
+        </w:rPr>
+        <w:tab/>
+      </w:r>
+      <w:r>
+        <w:rPr>
+          <w:rFonts w:ascii="Times New Roman" w:hAnsi="Times New Roman" w:cs="Times New Roman"/>
+          <w:b/>
+          <w:bCs/>
+          <w:sz w:val="24"/>
+          <w:szCs w:val="24"/>
+          <w:lang w:val="en-US"/>
+        </w:rPr>
+        <w:tab/>
+      </w:r>
+      <w:r>
+        <w:rPr>
+          <w:rFonts w:ascii="Times New Roman" w:hAnsi="Times New Roman" w:cs="Times New Roman"/>
+          <w:i/>
+          <w:iCs/>
+          <w:sz w:val="24"/>
+          <w:szCs w:val="24"/>
+          <w:lang w:val="en-US"/>
+        </w:rPr>
+        <w:t>Oct 2019–Present</w:t>
       </w:r>
     </w:p>
     <w:p>
@@ -919,31 +276,6 @@
           <w:szCs w:val="24"/>
           <w:lang w:val="en-US"/>
         </w:rPr>
-        <w:t>Participated on a dynamic 100-member high school robotics team to create a robot meeting specific criteria to compete internationally.</w:t>
-      </w:r>
-    </w:p>
-    <w:p>
-      <w:pPr>
-        <w:pStyle w:val="ListParagraph"/>
-        <w:numPr>
-          <w:ilvl w:val="0"/>
-          <w:numId w:val="5"/>
-        </w:numPr>
-        <w:spacing w:line="240" w:lineRule="auto"/>
-        <w:rPr>
-          <w:rFonts w:ascii="Times New Roman" w:hAnsi="Times New Roman" w:cs="Times New Roman"/>
-          <w:sz w:val="24"/>
-          <w:szCs w:val="24"/>
-          <w:lang w:val="en-US"/>
-        </w:rPr>
-      </w:pPr>
-      <w:r>
-        <w:rPr>
-          <w:rFonts w:ascii="Times New Roman" w:hAnsi="Times New Roman" w:cs="Times New Roman"/>
-          <w:sz w:val="24"/>
-          <w:szCs w:val="24"/>
-          <w:lang w:val="en-US"/>
-        </w:rPr>
         <w:t>Trained to code the robot using C++ and Java computer programming language and work in high stress situations while troubleshooting and reprogramming the robot during competitions.</w:t>
       </w:r>
     </w:p>
@@ -954,6 +286,7 @@
           <w:ilvl w:val="0"/>
           <w:numId w:val="6"/>
         </w:numPr>
+        <w:spacing w:line="240" w:lineRule="auto"/>
         <w:rPr>
           <w:rFonts w:ascii="Times New Roman" w:hAnsi="Times New Roman" w:cs="Times New Roman"/>
           <w:sz w:val="24"/>
@@ -999,6 +332,116 @@
           <w:szCs w:val="24"/>
         </w:rPr>
         <w:t xml:space="preserve"> and learned to pivot and change as the variables change during the intense competitions.</w:t>
+      </w:r>
+    </w:p>
+    <w:p>
+      <w:pPr>
+        <w:spacing w:before="240" w:after="0" w:line="240" w:lineRule="auto"/>
+        <w:rPr>
+          <w:rFonts w:ascii="Times New Roman" w:hAnsi="Times New Roman" w:cs="Times New Roman"/>
+          <w:sz w:val="28"/>
+          <w:szCs w:val="28"/>
+          <w:u w:val="single"/>
+          <w:lang w:val="en-US"/>
+        </w:rPr>
+      </w:pPr>
+      <w:r>
+        <w:rPr>
+          <w:rFonts w:ascii="Times New Roman" w:hAnsi="Times New Roman" w:cs="Times New Roman"/>
+          <w:sz w:val="28"/>
+          <w:szCs w:val="28"/>
+          <w:u w:val="single"/>
+          <w:lang w:val="en-US"/>
+        </w:rPr>
+        <w:t>Education</w:t>
+      </w:r>
+    </w:p>
+    <w:p>
+      <w:pPr>
+        <w:spacing w:before="240" w:line="240" w:lineRule="auto"/>
+        <w:rPr>
+          <w:rFonts w:ascii="Times New Roman" w:hAnsi="Times New Roman" w:cs="Times New Roman"/>
+          <w:i/>
+          <w:iCs/>
+          <w:sz w:val="24"/>
+          <w:szCs w:val="24"/>
+          <w:lang w:val="en-US"/>
+        </w:rPr>
+      </w:pPr>
+      <w:r>
+        <w:rPr>
+          <w:rFonts w:ascii="Times New Roman" w:hAnsi="Times New Roman" w:cs="Times New Roman"/>
+          <w:b/>
+          <w:bCs/>
+          <w:sz w:val="24"/>
+          <w:szCs w:val="24"/>
+          <w:lang w:val="en-US"/>
+        </w:rPr>
+        <w:t xml:space="preserve">High School Education | </w:t>
+      </w:r>
+      <w:r>
+        <w:rPr>
+          <w:rFonts w:ascii="Times New Roman" w:hAnsi="Times New Roman" w:cs="Times New Roman"/>
+          <w:sz w:val="24"/>
+          <w:szCs w:val="24"/>
+          <w:lang w:val="en-US"/>
+        </w:rPr>
+        <w:t>Sandwich Secondary School</w:t>
+      </w:r>
+      <w:r>
+        <w:rPr>
+          <w:rFonts w:ascii="Times New Roman" w:hAnsi="Times New Roman" w:cs="Times New Roman"/>
+          <w:b/>
+          <w:bCs/>
+          <w:sz w:val="24"/>
+          <w:szCs w:val="24"/>
+          <w:lang w:val="en-US"/>
+        </w:rPr>
+        <w:tab/>
+      </w:r>
+      <w:r>
+        <w:rPr>
+          <w:rFonts w:ascii="Times New Roman" w:hAnsi="Times New Roman" w:cs="Times New Roman"/>
+          <w:b/>
+          <w:bCs/>
+          <w:sz w:val="24"/>
+          <w:szCs w:val="24"/>
+          <w:lang w:val="en-US"/>
+        </w:rPr>
+        <w:tab/>
+      </w:r>
+      <w:r>
+        <w:rPr>
+          <w:rFonts w:ascii="Times New Roman" w:hAnsi="Times New Roman" w:cs="Times New Roman"/>
+          <w:b/>
+          <w:bCs/>
+          <w:sz w:val="24"/>
+          <w:szCs w:val="24"/>
+          <w:lang w:val="en-US"/>
+        </w:rPr>
+        <w:tab/>
+      </w:r>
+      <w:r>
+        <w:rPr>
+          <w:rFonts w:ascii="Times New Roman" w:hAnsi="Times New Roman" w:cs="Times New Roman"/>
+          <w:b/>
+          <w:bCs/>
+          <w:sz w:val="24"/>
+          <w:szCs w:val="24"/>
+          <w:lang w:val="en-US"/>
+        </w:rPr>
+        <w:t xml:space="preserve">      </w:t>
+      </w:r>
+      <w:r>
+        <w:rPr>
+          <w:rFonts w:ascii="Times New Roman" w:hAnsi="Times New Roman" w:cs="Times New Roman"/>
+          <w:i/>
+          <w:iCs/>
+          <w:sz w:val="24"/>
+          <w:szCs w:val="24"/>
+          <w:lang w:val="en-US"/>
+        </w:rPr>
+        <w:t>2018-Present</w:t>
       </w:r>
     </w:p>
     <w:p>
@@ -1006,31 +449,42 @@
         <w:pStyle w:val="ListParagraph"/>
         <w:numPr>
           <w:ilvl w:val="0"/>
-          <w:numId w:val="7"/>
+          <w:numId w:val="13"/>
         </w:numPr>
-        <w:spacing w:after="0"/>
-        <w:rPr>
-          <w:rFonts w:ascii="Times New Roman" w:hAnsi="Times New Roman" w:cs="Times New Roman"/>
-          <w:sz w:val="24"/>
-          <w:szCs w:val="24"/>
-        </w:rPr>
-      </w:pPr>
-      <w:r>
-        <w:rPr>
-          <w:rFonts w:ascii="Times New Roman" w:hAnsi="Times New Roman" w:cs="Times New Roman"/>
-          <w:sz w:val="24"/>
-          <w:szCs w:val="24"/>
-        </w:rPr>
-        <w:t>Competed in Waterloo and won the District Engineering Inspiration Award, and District University Event and won the District Chairman's award and the District Finalist Award in Windsor. Competed in the world championship in Detroit.</w:t>
+        <w:spacing w:line="240" w:lineRule="auto"/>
+        <w:rPr>
+          <w:rFonts w:ascii="Times New Roman" w:hAnsi="Times New Roman" w:cs="Times New Roman"/>
+          <w:sz w:val="24"/>
+          <w:szCs w:val="24"/>
+          <w:lang w:val="en-US"/>
+        </w:rPr>
+      </w:pPr>
+      <w:r>
+        <w:rPr>
+          <w:rFonts w:ascii="Times New Roman" w:hAnsi="Times New Roman" w:cs="Times New Roman"/>
+          <w:sz w:val="24"/>
+          <w:szCs w:val="24"/>
+          <w:lang w:val="en-US"/>
+        </w:rPr>
+        <w:t xml:space="preserve">Honour achieving in Grade 9, 10 and 11. </w:t>
+      </w:r>
+      <w:r>
+        <w:rPr>
+          <w:rFonts w:ascii="Times New Roman" w:hAnsi="Times New Roman" w:cs="Times New Roman"/>
+          <w:sz w:val="24"/>
+          <w:szCs w:val="24"/>
+          <w:lang w:val="en-US"/>
+        </w:rPr>
+        <w:t>86% average in my Grade 11 year.</w:t>
       </w:r>
     </w:p>
     <w:p>
       <w:pPr>
-        <w:spacing w:after="0"/>
-        <w:rPr>
-          <w:rFonts w:ascii="Times New Roman" w:hAnsi="Times New Roman" w:cs="Times New Roman"/>
-          <w:sz w:val="32"/>
-          <w:szCs w:val="32"/>
+        <w:spacing w:line="240" w:lineRule="auto"/>
+        <w:rPr>
+          <w:rFonts w:ascii="Times New Roman" w:hAnsi="Times New Roman" w:cs="Times New Roman"/>
+          <w:sz w:val="28"/>
+          <w:szCs w:val="28"/>
           <w:u w:val="single"/>
           <w:lang w:val="en-US"/>
         </w:rPr>
@@ -1038,12 +492,12 @@
       <w:r>
         <w:rPr>
           <w:rFonts w:ascii="Times New Roman" w:hAnsi="Times New Roman" w:cs="Times New Roman"/>
-          <w:sz w:val="32"/>
-          <w:szCs w:val="32"/>
+          <w:sz w:val="28"/>
+          <w:szCs w:val="28"/>
           <w:u w:val="single"/>
           <w:lang w:val="en-US"/>
         </w:rPr>
-        <w:t>Education</w:t>
+        <w:t>Awards</w:t>
       </w:r>
     </w:p>
     <w:p>
@@ -1051,6 +505,8 @@
         <w:spacing w:line="240" w:lineRule="auto"/>
         <w:rPr>
           <w:rFonts w:ascii="Times New Roman" w:hAnsi="Times New Roman" w:cs="Times New Roman"/>
+          <w:i/>
+          <w:iCs/>
           <w:sz w:val="24"/>
           <w:szCs w:val="24"/>
           <w:lang w:val="en-US"/>
@@ -1065,7 +521,7 @@
           <w:szCs w:val="24"/>
           <w:lang w:val="en-US"/>
         </w:rPr>
-        <w:t>Sandwich Secondary School</w:t>
+        <w:t xml:space="preserve">Specialist High Skills Major </w:t>
       </w:r>
       <w:r>
         <w:rPr>
@@ -1076,7 +532,7 @@
           <w:szCs w:val="24"/>
           <w:lang w:val="en-US"/>
         </w:rPr>
-        <w:tab/>
+        <w:t>|</w:t>
       </w:r>
       <w:r>
         <w:rPr>
@@ -1087,8 +543,160 @@
           <w:szCs w:val="24"/>
           <w:lang w:val="en-US"/>
         </w:rPr>
+        <w:t xml:space="preserve"> </w:t>
+      </w:r>
+      <w:r>
+        <w:rPr>
+          <w:rFonts w:ascii="Times New Roman" w:hAnsi="Times New Roman" w:cs="Times New Roman"/>
+          <w:sz w:val="24"/>
+          <w:szCs w:val="24"/>
+          <w:lang w:val="en-US"/>
+        </w:rPr>
+        <w:t>Business</w:t>
+      </w:r>
+      <w:r>
+        <w:rPr>
+          <w:rFonts w:ascii="Times New Roman" w:hAnsi="Times New Roman" w:cs="Times New Roman"/>
+          <w:sz w:val="24"/>
+          <w:szCs w:val="24"/>
+          <w:lang w:val="en-US"/>
+        </w:rPr>
         <w:tab/>
       </w:r>
+      <w:r>
+        <w:rPr>
+          <w:rFonts w:ascii="Times New Roman" w:hAnsi="Times New Roman" w:cs="Times New Roman"/>
+          <w:sz w:val="24"/>
+          <w:szCs w:val="24"/>
+          <w:lang w:val="en-US"/>
+        </w:rPr>
+        <w:tab/>
+      </w:r>
+      <w:r>
+        <w:rPr>
+          <w:rFonts w:ascii="Times New Roman" w:hAnsi="Times New Roman" w:cs="Times New Roman"/>
+          <w:sz w:val="24"/>
+          <w:szCs w:val="24"/>
+          <w:lang w:val="en-US"/>
+        </w:rPr>
+        <w:tab/>
+      </w:r>
+      <w:r>
+        <w:rPr>
+          <w:rFonts w:ascii="Times New Roman" w:hAnsi="Times New Roman" w:cs="Times New Roman"/>
+          <w:sz w:val="24"/>
+          <w:szCs w:val="24"/>
+          <w:lang w:val="en-US"/>
+        </w:rPr>
+        <w:tab/>
+      </w:r>
+      <w:r>
+        <w:rPr>
+          <w:rFonts w:ascii="Times New Roman" w:hAnsi="Times New Roman" w:cs="Times New Roman"/>
+          <w:sz w:val="24"/>
+          <w:szCs w:val="24"/>
+          <w:lang w:val="en-US"/>
+        </w:rPr>
+        <w:tab/>
+      </w:r>
+      <w:r>
+        <w:rPr>
+          <w:rFonts w:ascii="Times New Roman" w:hAnsi="Times New Roman" w:cs="Times New Roman"/>
+          <w:sz w:val="24"/>
+          <w:szCs w:val="24"/>
+          <w:lang w:val="en-US"/>
+        </w:rPr>
+        <w:t xml:space="preserve">      </w:t>
+      </w:r>
+      <w:r>
+        <w:rPr>
+          <w:rFonts w:ascii="Times New Roman" w:hAnsi="Times New Roman" w:cs="Times New Roman"/>
+          <w:i/>
+          <w:iCs/>
+          <w:sz w:val="24"/>
+          <w:szCs w:val="24"/>
+          <w:lang w:val="en-US"/>
+        </w:rPr>
+        <w:t>2020-Present</w:t>
+      </w:r>
+    </w:p>
+    <w:p>
+      <w:pPr>
+        <w:pStyle w:val="ListParagraph"/>
+        <w:numPr>
+          <w:ilvl w:val="0"/>
+          <w:numId w:val="14"/>
+        </w:numPr>
+        <w:spacing w:line="240" w:lineRule="auto"/>
+        <w:rPr>
+          <w:rFonts w:ascii="Times New Roman" w:hAnsi="Times New Roman" w:cs="Times New Roman"/>
+          <w:sz w:val="24"/>
+          <w:szCs w:val="24"/>
+          <w:lang w:val="en-US"/>
+        </w:rPr>
+      </w:pPr>
+      <w:r>
+        <w:rPr>
+          <w:rFonts w:ascii="Times New Roman" w:hAnsi="Times New Roman" w:cs="Times New Roman"/>
+          <w:sz w:val="24"/>
+          <w:szCs w:val="24"/>
+          <w:lang w:val="en-US"/>
+        </w:rPr>
+        <w:t xml:space="preserve">WHMIS and customer service training </w:t>
+      </w:r>
+      <w:r>
+        <w:rPr>
+          <w:rFonts w:ascii="Times New Roman" w:hAnsi="Times New Roman" w:cs="Times New Roman"/>
+          <w:sz w:val="24"/>
+          <w:szCs w:val="24"/>
+          <w:lang w:val="en-US"/>
+        </w:rPr>
+        <w:t>as well as 2 computer science classes and an accounting class</w:t>
+      </w:r>
+      <w:r>
+        <w:rPr>
+          <w:rFonts w:ascii="Times New Roman" w:hAnsi="Times New Roman" w:cs="Times New Roman"/>
+          <w:sz w:val="24"/>
+          <w:szCs w:val="24"/>
+          <w:lang w:val="en-US"/>
+        </w:rPr>
+        <w:t>.</w:t>
+      </w:r>
+    </w:p>
+    <w:p>
+      <w:pPr>
+        <w:spacing w:line="240" w:lineRule="auto"/>
+        <w:rPr>
+          <w:rFonts w:ascii="Times New Roman" w:hAnsi="Times New Roman" w:cs="Times New Roman"/>
+          <w:sz w:val="28"/>
+          <w:szCs w:val="28"/>
+          <w:u w:val="single"/>
+          <w:lang w:val="en-US"/>
+        </w:rPr>
+      </w:pPr>
+      <w:r>
+        <w:rPr>
+          <w:rFonts w:ascii="Times New Roman" w:hAnsi="Times New Roman" w:cs="Times New Roman"/>
+          <w:sz w:val="28"/>
+          <w:szCs w:val="28"/>
+          <w:u w:val="single"/>
+          <w:lang w:val="en-US"/>
+        </w:rPr>
+        <w:t>Work Experience</w:t>
+      </w:r>
+    </w:p>
+    <w:p>
+      <w:pPr>
+        <w:spacing w:line="240" w:lineRule="auto"/>
+        <w:rPr>
+          <w:rFonts w:ascii="Times New Roman" w:hAnsi="Times New Roman" w:cs="Times New Roman"/>
+          <w:i/>
+          <w:iCs/>
+          <w:sz w:val="24"/>
+          <w:szCs w:val="24"/>
+          <w:lang w:val="en-US"/>
+        </w:rPr>
+      </w:pPr>
       <w:r>
         <w:rPr>
           <w:rFonts w:ascii="Times New Roman" w:hAnsi="Times New Roman" w:cs="Times New Roman"/>
@@ -1098,6 +706,33 @@
           <w:szCs w:val="24"/>
           <w:lang w:val="en-US"/>
         </w:rPr>
+        <w:t xml:space="preserve">Co-op | </w:t>
+      </w:r>
+      <w:r>
+        <w:rPr>
+          <w:rFonts w:ascii="Times New Roman" w:hAnsi="Times New Roman" w:cs="Times New Roman"/>
+          <w:sz w:val="24"/>
+          <w:szCs w:val="24"/>
+          <w:lang w:val="en-US"/>
+        </w:rPr>
+        <w:t>University of Windsor</w:t>
+      </w:r>
+      <w:r>
+        <w:rPr>
+          <w:rFonts w:ascii="Times New Roman" w:hAnsi="Times New Roman" w:cs="Times New Roman"/>
+          <w:sz w:val="24"/>
+          <w:szCs w:val="24"/>
+          <w:lang w:val="en-US"/>
+        </w:rPr>
+        <w:tab/>
+      </w:r>
+      <w:r>
+        <w:rPr>
+          <w:rFonts w:ascii="Times New Roman" w:hAnsi="Times New Roman" w:cs="Times New Roman"/>
+          <w:sz w:val="24"/>
+          <w:szCs w:val="24"/>
+          <w:lang w:val="en-US"/>
+        </w:rPr>
         <w:tab/>
       </w:r>
       <w:r>
@@ -1114,13 +749,370 @@
       <w:r>
         <w:rPr>
           <w:rFonts w:ascii="Times New Roman" w:hAnsi="Times New Roman" w:cs="Times New Roman"/>
+          <w:sz w:val="24"/>
+          <w:szCs w:val="24"/>
+          <w:lang w:val="en-US"/>
+        </w:rPr>
+        <w:tab/>
+      </w:r>
+      <w:r>
+        <w:rPr>
+          <w:rFonts w:ascii="Times New Roman" w:hAnsi="Times New Roman" w:cs="Times New Roman"/>
+          <w:sz w:val="24"/>
+          <w:szCs w:val="24"/>
+          <w:lang w:val="en-US"/>
+        </w:rPr>
+        <w:tab/>
+      </w:r>
+      <w:r>
+        <w:rPr>
+          <w:rFonts w:ascii="Times New Roman" w:hAnsi="Times New Roman" w:cs="Times New Roman"/>
+          <w:sz w:val="24"/>
+          <w:szCs w:val="24"/>
+          <w:lang w:val="en-US"/>
+        </w:rPr>
+        <w:tab/>
+        <w:t xml:space="preserve">      </w:t>
+      </w:r>
+      <w:r>
+        <w:rPr>
+          <w:rFonts w:ascii="Times New Roman" w:hAnsi="Times New Roman" w:cs="Times New Roman"/>
+          <w:i/>
+          <w:iCs/>
+          <w:sz w:val="24"/>
+          <w:szCs w:val="24"/>
+          <w:lang w:val="en-US"/>
+        </w:rPr>
+        <w:t>Feb–</w:t>
+      </w:r>
+      <w:r>
+        <w:rPr>
+          <w:rFonts w:ascii="Times New Roman" w:hAnsi="Times New Roman" w:cs="Times New Roman"/>
+          <w:i/>
+          <w:iCs/>
+          <w:sz w:val="24"/>
+          <w:szCs w:val="24"/>
+          <w:lang w:val="en-US"/>
+        </w:rPr>
+        <w:t>May</w:t>
+      </w:r>
+      <w:r>
+        <w:rPr>
+          <w:rFonts w:ascii="Times New Roman" w:hAnsi="Times New Roman" w:cs="Times New Roman"/>
+          <w:i/>
+          <w:iCs/>
+          <w:sz w:val="24"/>
+          <w:szCs w:val="24"/>
+          <w:lang w:val="en-US"/>
+        </w:rPr>
+        <w:t xml:space="preserve"> 2021</w:t>
+      </w:r>
+      <w:r>
+        <w:rPr>
+          <w:rFonts w:ascii="Times New Roman" w:hAnsi="Times New Roman" w:cs="Times New Roman"/>
+          <w:i/>
+          <w:iCs/>
+          <w:sz w:val="24"/>
+          <w:szCs w:val="24"/>
+          <w:lang w:val="en-US"/>
+        </w:rPr>
+        <w:tab/>
+      </w:r>
+    </w:p>
+    <w:p>
+      <w:pPr>
+        <w:pStyle w:val="ListParagraph"/>
+        <w:numPr>
+          <w:ilvl w:val="0"/>
+          <w:numId w:val="12"/>
+        </w:numPr>
+        <w:spacing w:line="240" w:lineRule="auto"/>
+        <w:rPr>
+          <w:rFonts w:ascii="Times New Roman" w:hAnsi="Times New Roman" w:cs="Times New Roman"/>
+          <w:i/>
+          <w:iCs/>
+          <w:sz w:val="24"/>
+          <w:szCs w:val="24"/>
+          <w:lang w:val="en-US"/>
+        </w:rPr>
+      </w:pPr>
+      <w:r>
+        <w:rPr>
+          <w:rFonts w:ascii="Times New Roman" w:hAnsi="Times New Roman" w:cs="Times New Roman"/>
+          <w:sz w:val="24"/>
+          <w:szCs w:val="24"/>
+          <w:lang w:val="en-US"/>
+        </w:rPr>
+        <w:t>Learned and coded a</w:t>
+      </w:r>
+      <w:r>
+        <w:rPr>
+          <w:rFonts w:ascii="Times New Roman" w:hAnsi="Times New Roman" w:cs="Times New Roman"/>
+          <w:sz w:val="24"/>
+          <w:szCs w:val="24"/>
+          <w:lang w:val="en-US"/>
+        </w:rPr>
+        <w:t xml:space="preserve"> Hit and Run algorithm in both C and Python</w:t>
+      </w:r>
+      <w:r>
+        <w:rPr>
+          <w:rFonts w:ascii="Times New Roman" w:hAnsi="Times New Roman" w:cs="Times New Roman"/>
+          <w:sz w:val="24"/>
+          <w:szCs w:val="24"/>
+          <w:lang w:val="en-US"/>
+        </w:rPr>
+        <w:t>.</w:t>
+      </w:r>
+      <w:r>
+        <w:rPr>
+          <w:rFonts w:ascii="Times New Roman" w:hAnsi="Times New Roman" w:cs="Times New Roman"/>
+          <w:sz w:val="24"/>
+          <w:szCs w:val="24"/>
+          <w:lang w:val="en-US"/>
+        </w:rPr>
+        <w:t xml:space="preserve"> </w:t>
+      </w:r>
+      <w:r>
+        <w:rPr>
+          <w:rFonts w:ascii="Times New Roman" w:hAnsi="Times New Roman" w:cs="Times New Roman"/>
+          <w:sz w:val="24"/>
+          <w:szCs w:val="24"/>
+          <w:lang w:val="en-US"/>
+        </w:rPr>
+        <w:t xml:space="preserve">Worked efficiently to meet deadlines and tracked hours of work. </w:t>
+      </w:r>
+      <w:r>
+        <w:rPr>
+          <w:rFonts w:ascii="Times New Roman" w:hAnsi="Times New Roman" w:cs="Times New Roman"/>
+          <w:sz w:val="24"/>
+          <w:szCs w:val="24"/>
+          <w:lang w:val="en-US"/>
+        </w:rPr>
+        <w:t xml:space="preserve">Submitted weekly reports of progress and plans for the future. </w:t>
+      </w:r>
+    </w:p>
+    <w:p>
+      <w:pPr>
+        <w:spacing w:before="240" w:after="0" w:line="240" w:lineRule="auto"/>
+        <w:rPr>
+          <w:rFonts w:ascii="Times New Roman" w:hAnsi="Times New Roman" w:cs="Times New Roman"/>
+          <w:sz w:val="28"/>
+          <w:szCs w:val="28"/>
+          <w:u w:val="single"/>
+          <w:lang w:val="en-US"/>
+        </w:rPr>
+      </w:pPr>
+      <w:r>
+        <w:rPr>
+          <w:rFonts w:ascii="Times New Roman" w:hAnsi="Times New Roman" w:cs="Times New Roman"/>
+          <w:sz w:val="28"/>
+          <w:szCs w:val="28"/>
+          <w:u w:val="single"/>
+          <w:lang w:val="en-US"/>
+        </w:rPr>
+        <w:t>Skills</w:t>
+      </w:r>
+    </w:p>
+    <w:p>
+      <w:pPr>
+        <w:pStyle w:val="ListParagraph"/>
+        <w:numPr>
+          <w:ilvl w:val="0"/>
+          <w:numId w:val="9"/>
+        </w:numPr>
+        <w:spacing w:before="240" w:after="0" w:line="240" w:lineRule="auto"/>
+        <w:rPr>
+          <w:rFonts w:ascii="Times New Roman" w:hAnsi="Times New Roman" w:cs="Times New Roman"/>
+          <w:sz w:val="24"/>
+          <w:szCs w:val="24"/>
+          <w:lang w:val="en-US"/>
+        </w:rPr>
+      </w:pPr>
+      <w:r>
+        <w:rPr>
+          <w:rFonts w:ascii="Times New Roman" w:hAnsi="Times New Roman" w:cs="Times New Roman"/>
+          <w:sz w:val="24"/>
+          <w:szCs w:val="24"/>
+          <w:lang w:val="en-US"/>
+        </w:rPr>
+        <w:t>Light knowledge of C, C++, and Java programming</w:t>
+      </w:r>
+    </w:p>
+    <w:p>
+      <w:pPr>
+        <w:pStyle w:val="ListParagraph"/>
+        <w:numPr>
+          <w:ilvl w:val="0"/>
+          <w:numId w:val="1"/>
+        </w:numPr>
+        <w:spacing w:after="0" w:line="240" w:lineRule="auto"/>
+        <w:rPr>
+          <w:rFonts w:ascii="Times New Roman" w:hAnsi="Times New Roman" w:cs="Times New Roman"/>
+          <w:sz w:val="24"/>
+          <w:szCs w:val="24"/>
+          <w:lang w:val="en-US"/>
+        </w:rPr>
+      </w:pPr>
+      <w:r>
+        <w:rPr>
+          <w:rFonts w:ascii="Times New Roman" w:hAnsi="Times New Roman" w:cs="Times New Roman"/>
+          <w:sz w:val="24"/>
+          <w:szCs w:val="24"/>
+          <w:lang w:val="en-US"/>
+        </w:rPr>
+        <w:t>Experienced in Microsoft Office platforms</w:t>
+      </w:r>
+    </w:p>
+    <w:p>
+      <w:pPr>
+        <w:pStyle w:val="ListParagraph"/>
+        <w:numPr>
+          <w:ilvl w:val="0"/>
+          <w:numId w:val="1"/>
+        </w:numPr>
+        <w:spacing w:line="240" w:lineRule="auto"/>
+        <w:rPr>
+          <w:rFonts w:ascii="Times New Roman" w:hAnsi="Times New Roman" w:cs="Times New Roman"/>
+          <w:sz w:val="24"/>
+          <w:szCs w:val="24"/>
+          <w:lang w:val="en-US"/>
+        </w:rPr>
+      </w:pPr>
+      <w:r>
+        <w:rPr>
+          <w:rFonts w:ascii="Times New Roman" w:hAnsi="Times New Roman" w:cs="Times New Roman"/>
+          <w:sz w:val="24"/>
+          <w:szCs w:val="24"/>
+          <w:lang w:val="en-US"/>
+        </w:rPr>
+        <w:t xml:space="preserve">Programming leader of </w:t>
+      </w:r>
+      <w:r>
+        <w:rPr>
+          <w:rFonts w:ascii="Times New Roman" w:hAnsi="Times New Roman" w:cs="Times New Roman"/>
+          <w:sz w:val="24"/>
+          <w:szCs w:val="24"/>
+          <w:lang w:val="en-US"/>
+        </w:rPr>
+        <w:t xml:space="preserve">a FIRST </w:t>
+      </w:r>
+      <w:r>
+        <w:rPr>
+          <w:rFonts w:ascii="Times New Roman" w:hAnsi="Times New Roman" w:cs="Times New Roman"/>
+          <w:sz w:val="24"/>
+          <w:szCs w:val="24"/>
+          <w:lang w:val="en-US"/>
+        </w:rPr>
+        <w:t>FRC</w:t>
+      </w:r>
+      <w:r>
+        <w:rPr>
+          <w:rFonts w:ascii="Times New Roman" w:hAnsi="Times New Roman" w:cs="Times New Roman"/>
+          <w:sz w:val="24"/>
+          <w:szCs w:val="24"/>
+          <w:lang w:val="en-US"/>
+        </w:rPr>
+        <w:t xml:space="preserve"> team</w:t>
+      </w:r>
+    </w:p>
+    <w:p>
+      <w:pPr>
+        <w:pStyle w:val="ListParagraph"/>
+        <w:numPr>
+          <w:ilvl w:val="0"/>
+          <w:numId w:val="1"/>
+        </w:numPr>
+        <w:spacing w:line="240" w:lineRule="auto"/>
+        <w:rPr>
+          <w:rFonts w:ascii="Times New Roman" w:hAnsi="Times New Roman" w:cs="Times New Roman"/>
+          <w:sz w:val="24"/>
+          <w:szCs w:val="24"/>
+          <w:lang w:val="en-US"/>
+        </w:rPr>
+      </w:pPr>
+      <w:r>
+        <w:rPr>
+          <w:rFonts w:ascii="Times New Roman" w:hAnsi="Times New Roman" w:cs="Times New Roman"/>
+          <w:sz w:val="24"/>
+          <w:szCs w:val="24"/>
+          <w:lang w:val="en-US"/>
+        </w:rPr>
+        <w:t>Works well both independently and in groups</w:t>
+      </w:r>
+    </w:p>
+    <w:p>
+      <w:pPr>
+        <w:pStyle w:val="ListParagraph"/>
+        <w:numPr>
+          <w:ilvl w:val="0"/>
+          <w:numId w:val="1"/>
+        </w:numPr>
+        <w:spacing w:line="240" w:lineRule="auto"/>
+        <w:rPr>
+          <w:rFonts w:ascii="Times New Roman" w:hAnsi="Times New Roman" w:cs="Times New Roman"/>
+          <w:sz w:val="24"/>
+          <w:szCs w:val="24"/>
+          <w:lang w:val="en-US"/>
+        </w:rPr>
+      </w:pPr>
+      <w:r>
+        <w:rPr>
+          <w:rFonts w:ascii="Times New Roman" w:hAnsi="Times New Roman" w:cs="Times New Roman"/>
+          <w:sz w:val="24"/>
+          <w:szCs w:val="24"/>
+          <w:lang w:val="en-US"/>
+        </w:rPr>
+        <w:t xml:space="preserve">Fast learner </w:t>
+      </w:r>
+      <w:r>
+        <w:rPr>
+          <w:rFonts w:ascii="Times New Roman" w:hAnsi="Times New Roman" w:cs="Times New Roman"/>
+          <w:sz w:val="24"/>
+          <w:szCs w:val="24"/>
+          <w:lang w:val="en-US"/>
+        </w:rPr>
+        <w:t>and good at following directions</w:t>
+      </w:r>
+    </w:p>
+    <w:p>
+      <w:pPr>
+        <w:spacing w:line="240" w:lineRule="auto"/>
+        <w:rPr>
+          <w:rFonts w:ascii="Times New Roman" w:hAnsi="Times New Roman" w:cs="Times New Roman"/>
+          <w:lang w:val="en-US"/>
+        </w:rPr>
+      </w:pPr>
+      <w:r>
+        <w:rPr>
+          <w:rFonts w:ascii="Times New Roman" w:hAnsi="Times New Roman" w:cs="Times New Roman"/>
+          <w:sz w:val="28"/>
+          <w:szCs w:val="28"/>
+          <w:u w:val="single"/>
+          <w:lang w:val="en-US"/>
+        </w:rPr>
+        <w:t>Volunteer Experience</w:t>
+      </w:r>
+    </w:p>
+    <w:p>
+      <w:pPr>
+        <w:spacing w:after="0" w:line="240" w:lineRule="auto"/>
+        <w:rPr>
+          <w:rFonts w:ascii="Times New Roman" w:hAnsi="Times New Roman" w:cs="Times New Roman"/>
+          <w:sz w:val="24"/>
+          <w:szCs w:val="24"/>
+          <w:lang w:val="en-US"/>
+        </w:rPr>
+      </w:pPr>
+      <w:r>
+        <w:rPr>
+          <w:rFonts w:ascii="Times New Roman" w:hAnsi="Times New Roman" w:cs="Times New Roman"/>
           <w:b/>
           <w:bCs/>
           <w:sz w:val="24"/>
           <w:szCs w:val="24"/>
           <w:lang w:val="en-US"/>
         </w:rPr>
-        <w:tab/>
+        <w:t>Southwest International Offseason</w:t>
       </w:r>
       <w:r>
         <w:rPr>
@@ -1136,340 +1128,274 @@
       <w:r>
         <w:rPr>
           <w:rFonts w:ascii="Times New Roman" w:hAnsi="Times New Roman" w:cs="Times New Roman"/>
+          <w:sz w:val="24"/>
+          <w:szCs w:val="24"/>
+          <w:lang w:val="en-US"/>
+        </w:rPr>
+        <w:t>| FIRST Canada</w:t>
+      </w:r>
+      <w:r>
+        <w:rPr>
+          <w:rFonts w:ascii="Times New Roman" w:hAnsi="Times New Roman" w:cs="Times New Roman"/>
+          <w:sz w:val="24"/>
+          <w:szCs w:val="24"/>
+          <w:lang w:val="en-US"/>
+        </w:rPr>
+        <w:tab/>
+      </w:r>
+      <w:r>
+        <w:rPr>
+          <w:rFonts w:ascii="Times New Roman" w:hAnsi="Times New Roman" w:cs="Times New Roman"/>
+          <w:sz w:val="24"/>
+          <w:szCs w:val="24"/>
+          <w:lang w:val="en-US"/>
+        </w:rPr>
+        <w:tab/>
+      </w:r>
+      <w:r>
+        <w:rPr>
+          <w:rFonts w:ascii="Times New Roman" w:hAnsi="Times New Roman" w:cs="Times New Roman"/>
+          <w:sz w:val="24"/>
+          <w:szCs w:val="24"/>
+          <w:lang w:val="en-US"/>
+        </w:rPr>
+        <w:tab/>
+      </w:r>
+      <w:r>
+        <w:rPr>
+          <w:rFonts w:ascii="Times New Roman" w:hAnsi="Times New Roman" w:cs="Times New Roman"/>
+          <w:sz w:val="24"/>
+          <w:szCs w:val="24"/>
+          <w:lang w:val="en-US"/>
+        </w:rPr>
+        <w:tab/>
+      </w:r>
+      <w:r>
+        <w:rPr>
+          <w:rFonts w:ascii="Times New Roman" w:hAnsi="Times New Roman" w:cs="Times New Roman"/>
+          <w:i/>
+          <w:iCs/>
+          <w:sz w:val="24"/>
+          <w:szCs w:val="24"/>
+          <w:lang w:val="en-US"/>
+        </w:rPr>
+        <w:t>2018-Present</w:t>
+      </w:r>
+    </w:p>
+    <w:p>
+      <w:pPr>
+        <w:pStyle w:val="ListParagraph"/>
+        <w:numPr>
+          <w:ilvl w:val="0"/>
+          <w:numId w:val="16"/>
+        </w:numPr>
+        <w:spacing w:after="0" w:line="240" w:lineRule="auto"/>
+        <w:rPr>
+          <w:rFonts w:ascii="Times New Roman" w:hAnsi="Times New Roman" w:cs="Times New Roman"/>
+          <w:sz w:val="24"/>
+          <w:szCs w:val="24"/>
+          <w:lang w:val="en-US"/>
+        </w:rPr>
+      </w:pPr>
+      <w:r>
+        <w:rPr>
+          <w:rFonts w:ascii="Times New Roman" w:hAnsi="Times New Roman" w:cs="Times New Roman"/>
+          <w:sz w:val="24"/>
+          <w:szCs w:val="24"/>
+          <w:lang w:val="en-US"/>
+        </w:rPr>
+        <w:t>Aided in resetting the playing field and making sure matches ran smoothly.</w:t>
+      </w:r>
+    </w:p>
+    <w:p>
+      <w:pPr>
+        <w:spacing w:line="240" w:lineRule="auto"/>
+        <w:rPr>
+          <w:rFonts w:ascii="Times New Roman" w:hAnsi="Times New Roman" w:cs="Times New Roman"/>
+          <w:i/>
+          <w:iCs/>
+          <w:sz w:val="24"/>
+          <w:szCs w:val="24"/>
+          <w:lang w:val="en-US"/>
+        </w:rPr>
+      </w:pPr>
+      <w:r>
+        <w:rPr>
+          <w:rFonts w:ascii="Times New Roman" w:hAnsi="Times New Roman" w:cs="Times New Roman"/>
           <w:b/>
           <w:bCs/>
           <w:sz w:val="24"/>
           <w:szCs w:val="24"/>
           <w:lang w:val="en-US"/>
         </w:rPr>
-        <w:t xml:space="preserve">      </w:t>
-      </w:r>
-      <w:r>
-        <w:rPr>
-          <w:rFonts w:ascii="Times New Roman" w:hAnsi="Times New Roman" w:cs="Times New Roman"/>
-          <w:sz w:val="24"/>
-          <w:szCs w:val="24"/>
-          <w:lang w:val="en-US"/>
-        </w:rPr>
-        <w:t>2018-Present</w:t>
+        <w:t xml:space="preserve">Sandwich Concession </w:t>
+      </w:r>
+      <w:r>
+        <w:rPr>
+          <w:rFonts w:ascii="Times New Roman" w:hAnsi="Times New Roman" w:cs="Times New Roman"/>
+          <w:b/>
+          <w:bCs/>
+          <w:sz w:val="24"/>
+          <w:szCs w:val="24"/>
+          <w:lang w:val="en-US"/>
+        </w:rPr>
+        <w:t>Stand</w:t>
+      </w:r>
+      <w:r>
+        <w:rPr>
+          <w:rFonts w:ascii="Times New Roman" w:hAnsi="Times New Roman" w:cs="Times New Roman"/>
+          <w:sz w:val="24"/>
+          <w:szCs w:val="24"/>
+          <w:lang w:val="en-US"/>
+        </w:rPr>
+        <w:t xml:space="preserve"> </w:t>
+      </w:r>
+      <w:r>
+        <w:rPr>
+          <w:rFonts w:ascii="Times New Roman" w:hAnsi="Times New Roman" w:cs="Times New Roman"/>
+          <w:sz w:val="24"/>
+          <w:szCs w:val="24"/>
+          <w:lang w:val="en-US"/>
+        </w:rPr>
+        <w:t xml:space="preserve">| </w:t>
+      </w:r>
+      <w:r>
+        <w:rPr>
+          <w:rFonts w:ascii="Times New Roman" w:hAnsi="Times New Roman" w:cs="Times New Roman"/>
+          <w:sz w:val="24"/>
+          <w:szCs w:val="24"/>
+          <w:lang w:val="en-US"/>
+        </w:rPr>
+        <w:t>Track &amp; Field</w:t>
+      </w:r>
+      <w:r>
+        <w:rPr>
+          <w:rFonts w:ascii="Times New Roman" w:hAnsi="Times New Roman" w:cs="Times New Roman"/>
+          <w:sz w:val="24"/>
+          <w:szCs w:val="24"/>
+          <w:lang w:val="en-US"/>
+        </w:rPr>
+        <w:tab/>
+      </w:r>
+      <w:r>
+        <w:rPr>
+          <w:rFonts w:ascii="Times New Roman" w:hAnsi="Times New Roman" w:cs="Times New Roman"/>
+          <w:sz w:val="24"/>
+          <w:szCs w:val="24"/>
+          <w:lang w:val="en-US"/>
+        </w:rPr>
+        <w:tab/>
+      </w:r>
+      <w:r>
+        <w:rPr>
+          <w:rFonts w:ascii="Times New Roman" w:hAnsi="Times New Roman" w:cs="Times New Roman"/>
+          <w:sz w:val="24"/>
+          <w:szCs w:val="24"/>
+          <w:lang w:val="en-US"/>
+        </w:rPr>
+        <w:tab/>
+      </w:r>
+      <w:r>
+        <w:rPr>
+          <w:rFonts w:ascii="Times New Roman" w:hAnsi="Times New Roman" w:cs="Times New Roman"/>
+          <w:sz w:val="24"/>
+          <w:szCs w:val="24"/>
+          <w:lang w:val="en-US"/>
+        </w:rPr>
+        <w:tab/>
+      </w:r>
+      <w:r>
+        <w:rPr>
+          <w:rFonts w:ascii="Times New Roman" w:hAnsi="Times New Roman" w:cs="Times New Roman"/>
+          <w:sz w:val="24"/>
+          <w:szCs w:val="24"/>
+          <w:lang w:val="en-US"/>
+        </w:rPr>
+        <w:tab/>
+      </w:r>
+      <w:r>
+        <w:rPr>
+          <w:rFonts w:ascii="Times New Roman" w:hAnsi="Times New Roman" w:cs="Times New Roman"/>
+          <w:i/>
+          <w:iCs/>
+          <w:sz w:val="24"/>
+          <w:szCs w:val="24"/>
+          <w:lang w:val="en-US"/>
+        </w:rPr>
+        <w:t xml:space="preserve">May </w:t>
+      </w:r>
+      <w:r>
+        <w:rPr>
+          <w:rFonts w:ascii="Times New Roman" w:hAnsi="Times New Roman" w:cs="Times New Roman"/>
+          <w:i/>
+          <w:iCs/>
+          <w:sz w:val="24"/>
+          <w:szCs w:val="24"/>
+          <w:lang w:val="en-US"/>
+        </w:rPr>
+        <w:t>2019</w:t>
       </w:r>
     </w:p>
     <w:p>
       <w:pPr>
+        <w:pStyle w:val="ListParagraph"/>
+        <w:numPr>
+          <w:ilvl w:val="0"/>
+          <w:numId w:val="16"/>
+        </w:numPr>
         <w:spacing w:line="240" w:lineRule="auto"/>
         <w:rPr>
           <w:rFonts w:ascii="Times New Roman" w:hAnsi="Times New Roman" w:cs="Times New Roman"/>
-          <w:i/>
-          <w:iCs/>
-          <w:sz w:val="24"/>
-          <w:szCs w:val="24"/>
-          <w:lang w:val="en-US"/>
-        </w:rPr>
-      </w:pPr>
-      <w:r>
-        <w:rPr>
-          <w:rFonts w:ascii="Times New Roman" w:hAnsi="Times New Roman" w:cs="Times New Roman"/>
-          <w:i/>
-          <w:iCs/>
-          <w:sz w:val="24"/>
-          <w:szCs w:val="24"/>
-          <w:lang w:val="en-US"/>
-        </w:rPr>
-        <w:t>LaSalle, Ontario</w:t>
-      </w:r>
-    </w:p>
-    <w:p>
-      <w:pPr>
-        <w:spacing w:line="240" w:lineRule="auto"/>
-        <w:rPr>
-          <w:rFonts w:ascii="Times New Roman" w:hAnsi="Times New Roman" w:cs="Times New Roman"/>
-          <w:sz w:val="24"/>
-          <w:szCs w:val="24"/>
-          <w:lang w:val="en-US"/>
-        </w:rPr>
-      </w:pPr>
-      <w:r>
-        <w:rPr>
-          <w:rFonts w:ascii="Times New Roman" w:hAnsi="Times New Roman" w:cs="Times New Roman"/>
-          <w:b/>
-          <w:bCs/>
-          <w:sz w:val="24"/>
-          <w:szCs w:val="24"/>
-          <w:lang w:val="en-US"/>
-        </w:rPr>
-        <w:t>Specialist High Skills Major – Business</w:t>
-      </w:r>
-      <w:r>
-        <w:rPr>
-          <w:rFonts w:ascii="Times New Roman" w:hAnsi="Times New Roman" w:cs="Times New Roman"/>
-          <w:sz w:val="24"/>
-          <w:szCs w:val="24"/>
-          <w:lang w:val="en-US"/>
-        </w:rPr>
-        <w:tab/>
-      </w:r>
-      <w:r>
-        <w:rPr>
-          <w:rFonts w:ascii="Times New Roman" w:hAnsi="Times New Roman" w:cs="Times New Roman"/>
-          <w:sz w:val="24"/>
-          <w:szCs w:val="24"/>
-          <w:lang w:val="en-US"/>
-        </w:rPr>
-        <w:tab/>
-      </w:r>
-      <w:r>
-        <w:rPr>
-          <w:rFonts w:ascii="Times New Roman" w:hAnsi="Times New Roman" w:cs="Times New Roman"/>
-          <w:sz w:val="24"/>
-          <w:szCs w:val="24"/>
-          <w:lang w:val="en-US"/>
-        </w:rPr>
-        <w:tab/>
-      </w:r>
-      <w:r>
-        <w:rPr>
-          <w:rFonts w:ascii="Times New Roman" w:hAnsi="Times New Roman" w:cs="Times New Roman"/>
-          <w:sz w:val="24"/>
-          <w:szCs w:val="24"/>
-          <w:lang w:val="en-US"/>
-        </w:rPr>
-        <w:tab/>
-      </w:r>
-      <w:r>
-        <w:rPr>
-          <w:rFonts w:ascii="Times New Roman" w:hAnsi="Times New Roman" w:cs="Times New Roman"/>
-          <w:sz w:val="24"/>
-          <w:szCs w:val="24"/>
-          <w:lang w:val="en-US"/>
-        </w:rPr>
-        <w:tab/>
-      </w:r>
-      <w:r>
-        <w:rPr>
-          <w:rFonts w:ascii="Times New Roman" w:hAnsi="Times New Roman" w:cs="Times New Roman"/>
-          <w:sz w:val="24"/>
-          <w:szCs w:val="24"/>
-          <w:lang w:val="en-US"/>
-        </w:rPr>
-        <w:t xml:space="preserve">      </w:t>
-      </w:r>
-      <w:r>
-        <w:rPr>
-          <w:rFonts w:ascii="Times New Roman" w:hAnsi="Times New Roman" w:cs="Times New Roman"/>
-          <w:sz w:val="24"/>
-          <w:szCs w:val="24"/>
-          <w:lang w:val="en-US"/>
-        </w:rPr>
-        <w:t>2020-Present</w:t>
-      </w:r>
-    </w:p>
-    <w:p>
-      <w:pPr>
-        <w:spacing w:line="240" w:lineRule="auto"/>
-        <w:rPr>
-          <w:rFonts w:ascii="Times New Roman" w:hAnsi="Times New Roman" w:cs="Times New Roman"/>
-          <w:i/>
-          <w:iCs/>
-          <w:sz w:val="24"/>
-          <w:szCs w:val="24"/>
-          <w:lang w:val="en-US"/>
-        </w:rPr>
-      </w:pPr>
-      <w:r>
-        <w:rPr>
-          <w:rFonts w:ascii="Times New Roman" w:hAnsi="Times New Roman" w:cs="Times New Roman"/>
-          <w:i/>
-          <w:iCs/>
-          <w:sz w:val="24"/>
-          <w:szCs w:val="24"/>
-          <w:lang w:val="en-US"/>
-        </w:rPr>
-        <w:t>Greater Essex County District School Board</w:t>
-      </w:r>
-    </w:p>
-    <w:p>
-      <w:pPr>
-        <w:spacing w:line="240" w:lineRule="auto"/>
-        <w:rPr>
-          <w:rFonts w:ascii="Times New Roman" w:hAnsi="Times New Roman" w:cs="Times New Roman"/>
-          <w:sz w:val="24"/>
-          <w:szCs w:val="24"/>
-          <w:lang w:val="en-US"/>
-        </w:rPr>
-      </w:pPr>
-      <w:r>
-        <w:rPr>
-          <w:rFonts w:ascii="Times New Roman" w:hAnsi="Times New Roman" w:cs="Times New Roman"/>
-          <w:b/>
-          <w:bCs/>
-          <w:sz w:val="24"/>
-          <w:szCs w:val="24"/>
-          <w:lang w:val="en-US"/>
-        </w:rPr>
-        <w:t xml:space="preserve">Internship </w:t>
-      </w:r>
-      <w:r>
-        <w:rPr>
-          <w:rFonts w:ascii="Times New Roman" w:hAnsi="Times New Roman" w:cs="Times New Roman"/>
-          <w:b/>
-          <w:bCs/>
-          <w:sz w:val="24"/>
-          <w:szCs w:val="24"/>
-          <w:lang w:val="en-US"/>
-        </w:rPr>
-        <w:tab/>
-      </w:r>
-      <w:r>
-        <w:rPr>
-          <w:rFonts w:ascii="Times New Roman" w:hAnsi="Times New Roman" w:cs="Times New Roman"/>
-          <w:b/>
-          <w:bCs/>
-          <w:sz w:val="24"/>
-          <w:szCs w:val="24"/>
-          <w:lang w:val="en-US"/>
-        </w:rPr>
-        <w:tab/>
-      </w:r>
-      <w:r>
-        <w:rPr>
-          <w:rFonts w:ascii="Times New Roman" w:hAnsi="Times New Roman" w:cs="Times New Roman"/>
-          <w:b/>
-          <w:bCs/>
-          <w:sz w:val="24"/>
-          <w:szCs w:val="24"/>
-          <w:lang w:val="en-US"/>
-        </w:rPr>
-        <w:tab/>
-      </w:r>
-      <w:r>
-        <w:rPr>
-          <w:rFonts w:ascii="Times New Roman" w:hAnsi="Times New Roman" w:cs="Times New Roman"/>
-          <w:b/>
-          <w:bCs/>
-          <w:sz w:val="24"/>
-          <w:szCs w:val="24"/>
-          <w:lang w:val="en-US"/>
-        </w:rPr>
-        <w:tab/>
-      </w:r>
-      <w:r>
-        <w:rPr>
-          <w:rFonts w:ascii="Times New Roman" w:hAnsi="Times New Roman" w:cs="Times New Roman"/>
-          <w:b/>
-          <w:bCs/>
-          <w:sz w:val="24"/>
-          <w:szCs w:val="24"/>
-          <w:lang w:val="en-US"/>
-        </w:rPr>
-        <w:tab/>
-      </w:r>
-      <w:r>
-        <w:rPr>
-          <w:rFonts w:ascii="Times New Roman" w:hAnsi="Times New Roman" w:cs="Times New Roman"/>
-          <w:b/>
-          <w:bCs/>
-          <w:sz w:val="24"/>
-          <w:szCs w:val="24"/>
-          <w:lang w:val="en-US"/>
-        </w:rPr>
-        <w:tab/>
-      </w:r>
-      <w:r>
-        <w:rPr>
-          <w:rFonts w:ascii="Times New Roman" w:hAnsi="Times New Roman" w:cs="Times New Roman"/>
-          <w:sz w:val="24"/>
-          <w:szCs w:val="24"/>
-          <w:lang w:val="en-US"/>
-        </w:rPr>
-        <w:tab/>
-      </w:r>
-      <w:r>
-        <w:rPr>
-          <w:rFonts w:ascii="Times New Roman" w:hAnsi="Times New Roman" w:cs="Times New Roman"/>
-          <w:sz w:val="24"/>
-          <w:szCs w:val="24"/>
-          <w:lang w:val="en-US"/>
-        </w:rPr>
-        <w:tab/>
-      </w:r>
-      <w:r>
-        <w:rPr>
-          <w:rFonts w:ascii="Times New Roman" w:hAnsi="Times New Roman" w:cs="Times New Roman"/>
-          <w:sz w:val="24"/>
-          <w:szCs w:val="24"/>
-          <w:lang w:val="en-US"/>
-        </w:rPr>
-        <w:tab/>
-        <w:t xml:space="preserve">      Feb – Apr 2021</w:t>
-      </w:r>
-    </w:p>
-    <w:p>
-      <w:pPr>
-        <w:spacing w:line="240" w:lineRule="auto"/>
-        <w:rPr>
-          <w:rFonts w:ascii="Times New Roman" w:hAnsi="Times New Roman" w:cs="Times New Roman"/>
-          <w:i/>
-          <w:iCs/>
-          <w:sz w:val="24"/>
-          <w:szCs w:val="24"/>
-          <w:lang w:val="en-US"/>
-        </w:rPr>
-      </w:pPr>
-      <w:r>
-        <w:rPr>
-          <w:rFonts w:ascii="Times New Roman" w:hAnsi="Times New Roman" w:cs="Times New Roman"/>
-          <w:i/>
-          <w:iCs/>
-          <w:sz w:val="24"/>
-          <w:szCs w:val="24"/>
-          <w:lang w:val="en-US"/>
-        </w:rPr>
-        <w:t xml:space="preserve">Dr. Caron </w:t>
-      </w:r>
-      <w:r>
-        <w:rPr>
-          <w:rFonts w:ascii="Times New Roman" w:hAnsi="Times New Roman" w:cs="Times New Roman"/>
-          <w:i/>
-          <w:iCs/>
-          <w:sz w:val="24"/>
-          <w:szCs w:val="24"/>
-          <w:lang w:val="en-US"/>
-        </w:rPr>
-        <w:t xml:space="preserve">- </w:t>
-      </w:r>
-      <w:r>
-        <w:rPr>
-          <w:rFonts w:ascii="Times New Roman" w:hAnsi="Times New Roman" w:cs="Times New Roman"/>
-          <w:i/>
-          <w:iCs/>
-          <w:sz w:val="24"/>
-          <w:szCs w:val="24"/>
-          <w:lang w:val="en-US"/>
-        </w:rPr>
-        <w:t>University of Windsor</w:t>
-      </w:r>
-      <w:r>
-        <w:rPr>
-          <w:rFonts w:ascii="Times New Roman" w:hAnsi="Times New Roman" w:cs="Times New Roman"/>
-          <w:i/>
-          <w:iCs/>
-          <w:sz w:val="24"/>
-          <w:szCs w:val="24"/>
-          <w:lang w:val="en-US"/>
-        </w:rPr>
-        <w:tab/>
-      </w:r>
-    </w:p>
-    <w:p>
-      <w:pPr>
-        <w:spacing w:line="240" w:lineRule="auto"/>
-        <w:rPr>
-          <w:rFonts w:ascii="Times New Roman" w:hAnsi="Times New Roman" w:cs="Times New Roman"/>
-          <w:sz w:val="28"/>
-          <w:szCs w:val="28"/>
-          <w:lang w:val="en-US"/>
-        </w:rPr>
-      </w:pPr>
+          <w:sz w:val="24"/>
+          <w:szCs w:val="24"/>
+          <w:lang w:val="en-US"/>
+        </w:rPr>
+      </w:pPr>
+      <w:r>
+        <w:rPr>
+          <w:rFonts w:ascii="Times New Roman" w:hAnsi="Times New Roman" w:cs="Times New Roman"/>
+          <w:sz w:val="24"/>
+          <w:szCs w:val="24"/>
+          <w:lang w:val="en-US"/>
+        </w:rPr>
+        <w:t>Aided in restocking</w:t>
+      </w:r>
+      <w:r>
+        <w:rPr>
+          <w:rFonts w:ascii="Times New Roman" w:hAnsi="Times New Roman" w:cs="Times New Roman"/>
+          <w:sz w:val="24"/>
+          <w:szCs w:val="24"/>
+          <w:lang w:val="en-US"/>
+        </w:rPr>
+        <w:t xml:space="preserve">, </w:t>
+      </w:r>
+      <w:r>
+        <w:rPr>
+          <w:rFonts w:ascii="Times New Roman" w:hAnsi="Times New Roman" w:cs="Times New Roman"/>
+          <w:sz w:val="24"/>
+          <w:szCs w:val="24"/>
+          <w:lang w:val="en-US"/>
+        </w:rPr>
+        <w:t>working cash</w:t>
+      </w:r>
+      <w:r>
+        <w:rPr>
+          <w:rFonts w:ascii="Times New Roman" w:hAnsi="Times New Roman" w:cs="Times New Roman"/>
+          <w:sz w:val="24"/>
+          <w:szCs w:val="24"/>
+          <w:lang w:val="en-US"/>
+        </w:rPr>
+        <w:t xml:space="preserve"> as well as aiding customers</w:t>
+      </w:r>
+      <w:r>
+        <w:rPr>
+          <w:rFonts w:ascii="Times New Roman" w:hAnsi="Times New Roman" w:cs="Times New Roman"/>
+          <w:sz w:val="24"/>
+          <w:szCs w:val="24"/>
+          <w:lang w:val="en-US"/>
+        </w:rPr>
+        <w:t>.</w:t>
+      </w:r>
     </w:p>
     <w:sectPr>
       <w:pgSz w:w="12240" w:h="15840"/>
@@ -1482,8 +1408,121 @@
 </file>
 
 <file path=word/numbering.xml><?xml version="1.0" encoding="utf-8"?>
-<w:numbering xmlns:wpc="http://schemas.microsoft.com/office/word/2010/wordprocessingCanvas" xmlns:cx="http://schemas.microsoft.com/office/drawing/2014/chartex" xmlns:cx1="http://schemas.microsoft.com/office/drawing/2015/9/8/chartex" xmlns:cx2="http://schemas.microsoft.com/office/drawing/2015/10/21/chartex" xmlns:cx3="http://schemas.microsoft.com/office/drawing/2016/5/9/chartex" xmlns:cx4="http://schemas.microsoft.com/office/drawing/2016/5/10/chartex" xmlns:cx5="http://schemas.microsoft.com/office/drawing/2016/5/11/chartex" xmlns:cx6="http://schemas.microsoft.com/office/drawing/2016/5/12/chartex" xmlns:cx7="http://schemas.microsoft.com/office/drawing/2016/5/13/chartex" xmlns:cx8="http://schemas.microsoft.com/office/drawing/2016/5/14/chartex" xmlns:mc="http://schemas.openxmlformats.org/markup-compatibility/2006" xmlns:aink="http://schemas.microsoft.com/office/drawing/2016/ink" xmlns:am3d="http://schemas.microsoft.com/office/drawing/2017/model3d" xmlns:o="urn:schemas-microsoft-com:office:office" xmlns:r="http://schemas.openxmlformats.org/officeDocument/2006/relationships" xmlns:m="http://schemas.openxmlformats.org/officeDocument/2006/math" xmlns:v="urn:schemas-microsoft-com:vml" xmlns:wp14="http://schemas.microsoft.com/office/word/2010/wordprocessingDrawing" xmlns:wp="http://schemas.openxmlformats.org/drawingml/2006/wordprocessingDrawing" xmlns:w10="urn:schemas-microsoft-com:office:word" xmlns:w="http://schemas.openxmlformats.org/wordprocessingml/2006/main" xmlns:w14="http://schemas.microsoft.com/office/word/2010/wordml" xmlns:w15="http://schemas.microsoft.com/office/word/2012/wordml" xmlns:w16cex="http://schemas.microsoft.com/office/word/2018/wordml/cex" xmlns:w16cid="http://schemas.microsoft.com/office/word/2016/wordml/cid" xmlns:w16="http://schemas.microsoft.com/office/word/2018/wordml" xmlns:w16se="http://schemas.microsoft.com/office/word/2015/wordml/symex" xmlns:wpg="http://schemas.microsoft.com/office/word/2010/wordprocessingGroup" xmlns:wpi="http://schemas.microsoft.com/office/word/2010/wordprocessingInk" xmlns:wne="http://schemas.microsoft.com/office/word/2006/wordml" xmlns:wps="http://schemas.microsoft.com/office/word/2010/wordprocessingShape" mc:Ignorable="w14 w15 w16se w16cid w16 w16cex wp14">
+<w:numbering xmlns:wpc="http://schemas.microsoft.com/office/word/2010/wordprocessingCanvas" xmlns:cx="http://schemas.microsoft.com/office/drawing/2014/chartex" xmlns:cx1="http://schemas.microsoft.com/office/drawing/2015/9/8/chartex" xmlns:cx2="http://schemas.microsoft.com/office/drawing/2015/10/21/chartex" xmlns:cx3="http://schemas.microsoft.com/office/drawing/2016/5/9/chartex" xmlns:cx4="http://schemas.microsoft.com/office/drawing/2016/5/10/chartex" xmlns:cx5="http://schemas.microsoft.com/office/drawing/2016/5/11/chartex" xmlns:cx6="http://schemas.microsoft.com/office/drawing/2016/5/12/chartex" xmlns:cx7="http://schemas.microsoft.com/office/drawing/2016/5/13/chartex" xmlns:cx8="http://schemas.microsoft.com/office/drawing/2016/5/14/chartex" xmlns:mc="http://schemas.openxmlformats.org/markup-compatibility/2006" xmlns:aink="http://schemas.microsoft.com/office/drawing/2016/ink" xmlns:am3d="http://schemas.microsoft.com/office/drawing/2017/model3d" xmlns:o="urn:schemas-microsoft-com:office:office" xmlns:r="http://schemas.openxmlformats.org/officeDocument/2006/relationships" xmlns:m="http://schemas.openxmlformats.org/officeDocument/2006/math" xmlns:v="urn:schemas-microsoft-com:vml" xmlns:wp14="http://schemas.microsoft.com/office/word/2010/wordprocessingDrawing" xmlns:wp="http://schemas.openxmlformats.org/drawingml/2006/wordprocessingDrawing" xmlns:w10="urn:schemas-microsoft-com:office:word" xmlns:w="http://schemas.openxmlformats.org/wordprocessingml/2006/main" xmlns:w14="http://schemas.microsoft.com/office/word/2010/wordml" xmlns:w15="http://schemas.microsoft.com/office/word/2012/wordml" xmlns:w16cex="http://schemas.microsoft.com/office/word/2018/wordml/cex" xmlns:w16cid="http://schemas.microsoft.com/office/word/2016/wordml/cid" xmlns:w16="http://schemas.microsoft.com/office/word/2018/wordml" xmlns:w16sdtdh="http://schemas.microsoft.com/office/word/2020/wordml/sdtdatahash" xmlns:w16se="http://schemas.microsoft.com/office/word/2015/wordml/symex" xmlns:wpg="http://schemas.microsoft.com/office/word/2010/wordprocessingGroup" xmlns:wpi="http://schemas.microsoft.com/office/word/2010/wordprocessingInk" xmlns:wne="http://schemas.microsoft.com/office/word/2006/wordml" xmlns:wps="http://schemas.microsoft.com/office/word/2010/wordprocessingShape" mc:Ignorable="w14 w15 w16se w16cid w16 w16cex w16sdtdh wp14">
   <w:abstractNum w:abstractNumId="0" w15:restartNumberingAfterBreak="0">
+    <w:nsid w:val="024D7DBE"/>
+    <w:multiLevelType w:val="hybridMultilevel"/>
+    <w:tmpl w:val="A6DCBADA"/>
+    <w:lvl w:ilvl="0" w:tplc="EBC226FA">
+      <w:numFmt w:val="bullet"/>
+      <w:lvlText w:val="-"/>
+      <w:lvlJc w:val="left"/>
+      <w:pPr>
+        <w:ind w:left="1080" w:hanging="360"/>
+      </w:pPr>
+      <w:rPr>
+        <w:rFonts w:ascii="Times New Roman" w:eastAsiaTheme="minorHAnsi" w:hAnsi="Times New Roman" w:cs="Times New Roman" w:hint="default"/>
+        <w:i/>
+      </w:rPr>
+    </w:lvl>
+    <w:lvl w:ilvl="1" w:tplc="10090003" w:tentative="1">
+      <w:start w:val="1"/>
+      <w:numFmt w:val="bullet"/>
+      <w:lvlText w:val="o"/>
+      <w:lvlJc w:val="left"/>
+      <w:pPr>
+        <w:ind w:left="1800" w:hanging="360"/>
+      </w:pPr>
+      <w:rPr>
+        <w:rFonts w:ascii="Courier New" w:hAnsi="Courier New" w:cs="Courier New" w:hint="default"/>
+      </w:rPr>
+    </w:lvl>
+    <w:lvl w:ilvl="2" w:tplc="10090005" w:tentative="1">
+      <w:start w:val="1"/>
+      <w:numFmt w:val="bullet"/>
+      <w:lvlText w:val=""/>
+      <w:lvlJc w:val="left"/>
+      <w:pPr>
+        <w:ind w:left="2520" w:hanging="360"/>
+      </w:pPr>
+      <w:rPr>
+        <w:rFonts w:ascii="Wingdings" w:hAnsi="Wingdings" w:hint="default"/>
+      </w:rPr>
+    </w:lvl>
+    <w:lvl w:ilvl="3" w:tplc="10090001" w:tentative="1">
+      <w:start w:val="1"/>
+      <w:numFmt w:val="bullet"/>
+      <w:lvlText w:val=""/>
+      <w:lvlJc w:val="left"/>
+      <w:pPr>
+        <w:ind w:left="3240" w:hanging="360"/>
+      </w:pPr>
+      <w:rPr>
+        <w:rFonts w:ascii="Symbol" w:hAnsi="Symbol" w:hint="default"/>
+      </w:rPr>
+    </w:lvl>
+    <w:lvl w:ilvl="4" w:tplc="10090003" w:tentative="1">
+      <w:start w:val="1"/>
+      <w:numFmt w:val="bullet"/>
+      <w:lvlText w:val="o"/>
+      <w:lvlJc w:val="left"/>
+      <w:pPr>
+        <w:ind w:left="3960" w:hanging="360"/>
+      </w:pPr>
+      <w:rPr>
+        <w:rFonts w:ascii="Courier New" w:hAnsi="Courier New" w:cs="Courier New" w:hint="default"/>
+      </w:rPr>
+    </w:lvl>
+    <w:lvl w:ilvl="5" w:tplc="10090005" w:tentative="1">
+      <w:start w:val="1"/>
+      <w:numFmt w:val="bullet"/>
+      <w:lvlText w:val=""/>
+      <w:lvlJc w:val="left"/>
+      <w:pPr>
+        <w:ind w:left="4680" w:hanging="360"/>
+      </w:pPr>
+      <w:rPr>
+        <w:rFonts w:ascii="Wingdings" w:hAnsi="Wingdings" w:hint="default"/>
+      </w:rPr>
+    </w:lvl>
+    <w:lvl w:ilvl="6" w:tplc="10090001" w:tentative="1">
+      <w:start w:val="1"/>
+      <w:numFmt w:val="bullet"/>
+      <w:lvlText w:val=""/>
+      <w:lvlJc w:val="left"/>
+      <w:pPr>
+        <w:ind w:left="5400" w:hanging="360"/>
+      </w:pPr>
+      <w:rPr>
+        <w:rFonts w:ascii="Symbol" w:hAnsi="Symbol" w:hint="default"/>
+      </w:rPr>
+    </w:lvl>
+    <w:lvl w:ilvl="7" w:tplc="10090003" w:tentative="1">
+      <w:start w:val="1"/>
+      <w:numFmt w:val="bullet"/>
+      <w:lvlText w:val="o"/>
+      <w:lvlJc w:val="left"/>
+      <w:pPr>
+        <w:ind w:left="6120" w:hanging="360"/>
+      </w:pPr>
+      <w:rPr>
+        <w:rFonts w:ascii="Courier New" w:hAnsi="Courier New" w:cs="Courier New" w:hint="default"/>
+      </w:rPr>
+    </w:lvl>
+    <w:lvl w:ilvl="8" w:tplc="10090005" w:tentative="1">
+      <w:start w:val="1"/>
+      <w:numFmt w:val="bullet"/>
+      <w:lvlText w:val=""/>
+      <w:lvlJc w:val="left"/>
+      <w:pPr>
+        <w:ind w:left="6840" w:hanging="360"/>
+      </w:pPr>
+      <w:rPr>
+        <w:rFonts w:ascii="Wingdings" w:hAnsi="Wingdings" w:hint="default"/>
+      </w:rPr>
+    </w:lvl>
+  </w:abstractNum>
+  <w:abstractNum w:abstractNumId="1" w15:restartNumberingAfterBreak="0">
     <w:nsid w:val="0F887CB7"/>
     <w:multiLevelType w:val="hybridMultilevel"/>
     <w:tmpl w:val="03A8809A"/>
@@ -1596,7 +1635,120 @@
       </w:rPr>
     </w:lvl>
   </w:abstractNum>
-  <w:abstractNum w:abstractNumId="1" w15:restartNumberingAfterBreak="0">
+  <w:abstractNum w:abstractNumId="2" w15:restartNumberingAfterBreak="0">
+    <w:nsid w:val="197E256B"/>
+    <w:multiLevelType w:val="hybridMultilevel"/>
+    <w:tmpl w:val="2B023762"/>
+    <w:lvl w:ilvl="0" w:tplc="8D28CF4A">
+      <w:start w:val="519"/>
+      <w:numFmt w:val="bullet"/>
+      <w:lvlText w:val="›"/>
+      <w:lvlJc w:val="left"/>
+      <w:pPr>
+        <w:ind w:left="720" w:hanging="360"/>
+      </w:pPr>
+      <w:rPr>
+        <w:rFonts w:ascii="Times New Roman" w:eastAsiaTheme="minorHAnsi" w:hAnsi="Times New Roman" w:cs="Times New Roman" w:hint="default"/>
+      </w:rPr>
+    </w:lvl>
+    <w:lvl w:ilvl="1" w:tplc="10090003" w:tentative="1">
+      <w:start w:val="1"/>
+      <w:numFmt w:val="bullet"/>
+      <w:lvlText w:val="o"/>
+      <w:lvlJc w:val="left"/>
+      <w:pPr>
+        <w:ind w:left="1440" w:hanging="360"/>
+      </w:pPr>
+      <w:rPr>
+        <w:rFonts w:ascii="Courier New" w:hAnsi="Courier New" w:cs="Courier New" w:hint="default"/>
+      </w:rPr>
+    </w:lvl>
+    <w:lvl w:ilvl="2" w:tplc="10090005" w:tentative="1">
+      <w:start w:val="1"/>
+      <w:numFmt w:val="bullet"/>
+      <w:lvlText w:val=""/>
+      <w:lvlJc w:val="left"/>
+      <w:pPr>
+        <w:ind w:left="2160" w:hanging="360"/>
+      </w:pPr>
+      <w:rPr>
+        <w:rFonts w:ascii="Wingdings" w:hAnsi="Wingdings" w:hint="default"/>
+      </w:rPr>
+    </w:lvl>
+    <w:lvl w:ilvl="3" w:tplc="10090001" w:tentative="1">
+      <w:start w:val="1"/>
+      <w:numFmt w:val="bullet"/>
+      <w:lvlText w:val=""/>
+      <w:lvlJc w:val="left"/>
+      <w:pPr>
+        <w:ind w:left="2880" w:hanging="360"/>
+      </w:pPr>
+      <w:rPr>
+        <w:rFonts w:ascii="Symbol" w:hAnsi="Symbol" w:hint="default"/>
+      </w:rPr>
+    </w:lvl>
+    <w:lvl w:ilvl="4" w:tplc="10090003" w:tentative="1">
+      <w:start w:val="1"/>
+      <w:numFmt w:val="bullet"/>
+      <w:lvlText w:val="o"/>
+      <w:lvlJc w:val="left"/>
+      <w:pPr>
+        <w:ind w:left="3600" w:hanging="360"/>
+      </w:pPr>
+      <w:rPr>
+        <w:rFonts w:ascii="Courier New" w:hAnsi="Courier New" w:cs="Courier New" w:hint="default"/>
+      </w:rPr>
+    </w:lvl>
+    <w:lvl w:ilvl="5" w:tplc="10090005" w:tentative="1">
+      <w:start w:val="1"/>
+      <w:numFmt w:val="bullet"/>
+      <w:lvlText w:val=""/>
+      <w:lvlJc w:val="left"/>
+      <w:pPr>
+        <w:ind w:left="4320" w:hanging="360"/>
+      </w:pPr>
+      <w:rPr>
+        <w:rFonts w:ascii="Wingdings" w:hAnsi="Wingdings" w:hint="default"/>
+      </w:rPr>
+    </w:lvl>
+    <w:lvl w:ilvl="6" w:tplc="10090001" w:tentative="1">
+      <w:start w:val="1"/>
+      <w:numFmt w:val="bullet"/>
+      <w:lvlText w:val=""/>
+      <w:lvlJc w:val="left"/>
+      <w:pPr>
+        <w:ind w:left="5040" w:hanging="360"/>
+      </w:pPr>
+      <w:rPr>
+        <w:rFonts w:ascii="Symbol" w:hAnsi="Symbol" w:hint="default"/>
+      </w:rPr>
+    </w:lvl>
+    <w:lvl w:ilvl="7" w:tplc="10090003" w:tentative="1">
+      <w:start w:val="1"/>
+      <w:numFmt w:val="bullet"/>
+      <w:lvlText w:val="o"/>
+      <w:lvlJc w:val="left"/>
+      <w:pPr>
+        <w:ind w:left="5760" w:hanging="360"/>
+      </w:pPr>
+      <w:rPr>
+        <w:rFonts w:ascii="Courier New" w:hAnsi="Courier New" w:cs="Courier New" w:hint="default"/>
+      </w:rPr>
+    </w:lvl>
+    <w:lvl w:ilvl="8" w:tplc="10090005" w:tentative="1">
+      <w:start w:val="1"/>
+      <w:numFmt w:val="bullet"/>
+      <w:lvlText w:val=""/>
+      <w:lvlJc w:val="left"/>
+      <w:pPr>
+        <w:ind w:left="6480" w:hanging="360"/>
+      </w:pPr>
+      <w:rPr>
+        <w:rFonts w:ascii="Wingdings" w:hAnsi="Wingdings" w:hint="default"/>
+      </w:rPr>
+    </w:lvl>
+  </w:abstractNum>
+  <w:abstractNum w:abstractNumId="3" w15:restartNumberingAfterBreak="0">
     <w:nsid w:val="22B95EB3"/>
     <w:multiLevelType w:val="hybridMultilevel"/>
     <w:tmpl w:val="D0003518"/>
@@ -1709,7 +1861,7 @@
       </w:rPr>
     </w:lvl>
   </w:abstractNum>
-  <w:abstractNum w:abstractNumId="2" w15:restartNumberingAfterBreak="0">
+  <w:abstractNum w:abstractNumId="4" w15:restartNumberingAfterBreak="0">
     <w:nsid w:val="2C19756D"/>
     <w:multiLevelType w:val="hybridMultilevel"/>
     <w:tmpl w:val="2B68A7A8"/>
@@ -1822,7 +1974,120 @@
       </w:rPr>
     </w:lvl>
   </w:abstractNum>
-  <w:abstractNum w:abstractNumId="3" w15:restartNumberingAfterBreak="0">
+  <w:abstractNum w:abstractNumId="5" w15:restartNumberingAfterBreak="0">
+    <w:nsid w:val="33405DE0"/>
+    <w:multiLevelType w:val="hybridMultilevel"/>
+    <w:tmpl w:val="57387B86"/>
+    <w:lvl w:ilvl="0" w:tplc="8D28CF4A">
+      <w:start w:val="519"/>
+      <w:numFmt w:val="bullet"/>
+      <w:lvlText w:val="›"/>
+      <w:lvlJc w:val="left"/>
+      <w:pPr>
+        <w:ind w:left="720" w:hanging="360"/>
+      </w:pPr>
+      <w:rPr>
+        <w:rFonts w:ascii="Times New Roman" w:eastAsiaTheme="minorHAnsi" w:hAnsi="Times New Roman" w:cs="Times New Roman" w:hint="default"/>
+      </w:rPr>
+    </w:lvl>
+    <w:lvl w:ilvl="1" w:tplc="10090003" w:tentative="1">
+      <w:start w:val="1"/>
+      <w:numFmt w:val="bullet"/>
+      <w:lvlText w:val="o"/>
+      <w:lvlJc w:val="left"/>
+      <w:pPr>
+        <w:ind w:left="1440" w:hanging="360"/>
+      </w:pPr>
+      <w:rPr>
+        <w:rFonts w:ascii="Courier New" w:hAnsi="Courier New" w:cs="Courier New" w:hint="default"/>
+      </w:rPr>
+    </w:lvl>
+    <w:lvl w:ilvl="2" w:tplc="10090005" w:tentative="1">
+      <w:start w:val="1"/>
+      <w:numFmt w:val="bullet"/>
+      <w:lvlText w:val=""/>
+      <w:lvlJc w:val="left"/>
+      <w:pPr>
+        <w:ind w:left="2160" w:hanging="360"/>
+      </w:pPr>
+      <w:rPr>
+        <w:rFonts w:ascii="Wingdings" w:hAnsi="Wingdings" w:hint="default"/>
+      </w:rPr>
+    </w:lvl>
+    <w:lvl w:ilvl="3" w:tplc="10090001" w:tentative="1">
+      <w:start w:val="1"/>
+      <w:numFmt w:val="bullet"/>
+      <w:lvlText w:val=""/>
+      <w:lvlJc w:val="left"/>
+      <w:pPr>
+        <w:ind w:left="2880" w:hanging="360"/>
+      </w:pPr>
+      <w:rPr>
+        <w:rFonts w:ascii="Symbol" w:hAnsi="Symbol" w:hint="default"/>
+      </w:rPr>
+    </w:lvl>
+    <w:lvl w:ilvl="4" w:tplc="10090003" w:tentative="1">
+      <w:start w:val="1"/>
+      <w:numFmt w:val="bullet"/>
+      <w:lvlText w:val="o"/>
+      <w:lvlJc w:val="left"/>
+      <w:pPr>
+        <w:ind w:left="3600" w:hanging="360"/>
+      </w:pPr>
+      <w:rPr>
+        <w:rFonts w:ascii="Courier New" w:hAnsi="Courier New" w:cs="Courier New" w:hint="default"/>
+      </w:rPr>
+    </w:lvl>
+    <w:lvl w:ilvl="5" w:tplc="10090005" w:tentative="1">
+      <w:start w:val="1"/>
+      <w:numFmt w:val="bullet"/>
+      <w:lvlText w:val=""/>
+      <w:lvlJc w:val="left"/>
+      <w:pPr>
+        <w:ind w:left="4320" w:hanging="360"/>
+      </w:pPr>
+      <w:rPr>
+        <w:rFonts w:ascii="Wingdings" w:hAnsi="Wingdings" w:hint="default"/>
+      </w:rPr>
+    </w:lvl>
+    <w:lvl w:ilvl="6" w:tplc="10090001" w:tentative="1">
+      <w:start w:val="1"/>
+      <w:numFmt w:val="bullet"/>
+      <w:lvlText w:val=""/>
+      <w:lvlJc w:val="left"/>
+      <w:pPr>
+        <w:ind w:left="5040" w:hanging="360"/>
+      </w:pPr>
+      <w:rPr>
+        <w:rFonts w:ascii="Symbol" w:hAnsi="Symbol" w:hint="default"/>
+      </w:rPr>
+    </w:lvl>
+    <w:lvl w:ilvl="7" w:tplc="10090003" w:tentative="1">
+      <w:start w:val="1"/>
+      <w:numFmt w:val="bullet"/>
+      <w:lvlText w:val="o"/>
+      <w:lvlJc w:val="left"/>
+      <w:pPr>
+        <w:ind w:left="5760" w:hanging="360"/>
+      </w:pPr>
+      <w:rPr>
+        <w:rFonts w:ascii="Courier New" w:hAnsi="Courier New" w:cs="Courier New" w:hint="default"/>
+      </w:rPr>
+    </w:lvl>
+    <w:lvl w:ilvl="8" w:tplc="10090005" w:tentative="1">
+      <w:start w:val="1"/>
+      <w:numFmt w:val="bullet"/>
+      <w:lvlText w:val=""/>
+      <w:lvlJc w:val="left"/>
+      <w:pPr>
+        <w:ind w:left="6480" w:hanging="360"/>
+      </w:pPr>
+      <w:rPr>
+        <w:rFonts w:ascii="Wingdings" w:hAnsi="Wingdings" w:hint="default"/>
+      </w:rPr>
+    </w:lvl>
+  </w:abstractNum>
+  <w:abstractNum w:abstractNumId="6" w15:restartNumberingAfterBreak="0">
     <w:nsid w:val="3AAC23D2"/>
     <w:multiLevelType w:val="hybridMultilevel"/>
     <w:tmpl w:val="F6F00BEA"/>
@@ -1935,10 +2200,10 @@
       </w:rPr>
     </w:lvl>
   </w:abstractNum>
-  <w:abstractNum w:abstractNumId="4" w15:restartNumberingAfterBreak="0">
+  <w:abstractNum w:abstractNumId="7" w15:restartNumberingAfterBreak="0">
     <w:nsid w:val="40801F84"/>
     <w:multiLevelType w:val="hybridMultilevel"/>
-    <w:tmpl w:val="F8322B92"/>
+    <w:tmpl w:val="B6BE070A"/>
     <w:lvl w:ilvl="0" w:tplc="8D28CF4A">
       <w:start w:val="519"/>
       <w:numFmt w:val="bullet"/>
@@ -1951,16 +2216,16 @@
         <w:rFonts w:ascii="Times New Roman" w:eastAsiaTheme="minorHAnsi" w:hAnsi="Times New Roman" w:cs="Times New Roman" w:hint="default"/>
       </w:rPr>
     </w:lvl>
-    <w:lvl w:ilvl="1" w:tplc="10090003" w:tentative="1">
-      <w:start w:val="1"/>
-      <w:numFmt w:val="bullet"/>
-      <w:lvlText w:val="o"/>
+    <w:lvl w:ilvl="1" w:tplc="8D28CF4A">
+      <w:start w:val="519"/>
+      <w:numFmt w:val="bullet"/>
+      <w:lvlText w:val="›"/>
       <w:lvlJc w:val="left"/>
       <w:pPr>
         <w:ind w:left="1440" w:hanging="360"/>
       </w:pPr>
       <w:rPr>
-        <w:rFonts w:ascii="Courier New" w:hAnsi="Courier New" w:cs="Courier New" w:hint="default"/>
+        <w:rFonts w:ascii="Times New Roman" w:eastAsiaTheme="minorHAnsi" w:hAnsi="Times New Roman" w:cs="Times New Roman" w:hint="default"/>
       </w:rPr>
     </w:lvl>
     <w:lvl w:ilvl="2" w:tplc="10090005" w:tentative="1">
@@ -2048,7 +2313,7 @@
       </w:rPr>
     </w:lvl>
   </w:abstractNum>
-  <w:abstractNum w:abstractNumId="5" w15:restartNumberingAfterBreak="0">
+  <w:abstractNum w:abstractNumId="8" w15:restartNumberingAfterBreak="0">
     <w:nsid w:val="45562D28"/>
     <w:multiLevelType w:val="hybridMultilevel"/>
     <w:tmpl w:val="42B45010"/>
@@ -2161,7 +2426,234 @@
       </w:rPr>
     </w:lvl>
   </w:abstractNum>
-  <w:abstractNum w:abstractNumId="6" w15:restartNumberingAfterBreak="0">
+  <w:abstractNum w:abstractNumId="9" w15:restartNumberingAfterBreak="0">
+    <w:nsid w:val="4D772559"/>
+    <w:multiLevelType w:val="hybridMultilevel"/>
+    <w:tmpl w:val="47782424"/>
+    <w:lvl w:ilvl="0" w:tplc="C560AA28">
+      <w:numFmt w:val="bullet"/>
+      <w:lvlText w:val="-"/>
+      <w:lvlJc w:val="left"/>
+      <w:pPr>
+        <w:ind w:left="720" w:hanging="360"/>
+      </w:pPr>
+      <w:rPr>
+        <w:rFonts w:ascii="Times New Roman" w:eastAsiaTheme="minorHAnsi" w:hAnsi="Times New Roman" w:cs="Times New Roman" w:hint="default"/>
+        <w:sz w:val="32"/>
+        <w:u w:val="single"/>
+      </w:rPr>
+    </w:lvl>
+    <w:lvl w:ilvl="1" w:tplc="10090003" w:tentative="1">
+      <w:start w:val="1"/>
+      <w:numFmt w:val="bullet"/>
+      <w:lvlText w:val="o"/>
+      <w:lvlJc w:val="left"/>
+      <w:pPr>
+        <w:ind w:left="1440" w:hanging="360"/>
+      </w:pPr>
+      <w:rPr>
+        <w:rFonts w:ascii="Courier New" w:hAnsi="Courier New" w:cs="Courier New" w:hint="default"/>
+      </w:rPr>
+    </w:lvl>
+    <w:lvl w:ilvl="2" w:tplc="10090005" w:tentative="1">
+      <w:start w:val="1"/>
+      <w:numFmt w:val="bullet"/>
+      <w:lvlText w:val=""/>
+      <w:lvlJc w:val="left"/>
+      <w:pPr>
+        <w:ind w:left="2160" w:hanging="360"/>
+      </w:pPr>
+      <w:rPr>
+        <w:rFonts w:ascii="Wingdings" w:hAnsi="Wingdings" w:hint="default"/>
+      </w:rPr>
+    </w:lvl>
+    <w:lvl w:ilvl="3" w:tplc="10090001" w:tentative="1">
+      <w:start w:val="1"/>
+      <w:numFmt w:val="bullet"/>
+      <w:lvlText w:val=""/>
+      <w:lvlJc w:val="left"/>
+      <w:pPr>
+        <w:ind w:left="2880" w:hanging="360"/>
+      </w:pPr>
+      <w:rPr>
+        <w:rFonts w:ascii="Symbol" w:hAnsi="Symbol" w:hint="default"/>
+      </w:rPr>
+    </w:lvl>
+    <w:lvl w:ilvl="4" w:tplc="10090003" w:tentative="1">
+      <w:start w:val="1"/>
+      <w:numFmt w:val="bullet"/>
+      <w:lvlText w:val="o"/>
+      <w:lvlJc w:val="left"/>
+      <w:pPr>
+        <w:ind w:left="3600" w:hanging="360"/>
+      </w:pPr>
+      <w:rPr>
+        <w:rFonts w:ascii="Courier New" w:hAnsi="Courier New" w:cs="Courier New" w:hint="default"/>
+      </w:rPr>
+    </w:lvl>
+    <w:lvl w:ilvl="5" w:tplc="10090005" w:tentative="1">
+      <w:start w:val="1"/>
+      <w:numFmt w:val="bullet"/>
+      <w:lvlText w:val=""/>
+      <w:lvlJc w:val="left"/>
+      <w:pPr>
+        <w:ind w:left="4320" w:hanging="360"/>
+      </w:pPr>
+      <w:rPr>
+        <w:rFonts w:ascii="Wingdings" w:hAnsi="Wingdings" w:hint="default"/>
+      </w:rPr>
+    </w:lvl>
+    <w:lvl w:ilvl="6" w:tplc="10090001" w:tentative="1">
+      <w:start w:val="1"/>
+      <w:numFmt w:val="bullet"/>
+      <w:lvlText w:val=""/>
+      <w:lvlJc w:val="left"/>
+      <w:pPr>
+        <w:ind w:left="5040" w:hanging="360"/>
+      </w:pPr>
+      <w:rPr>
+        <w:rFonts w:ascii="Symbol" w:hAnsi="Symbol" w:hint="default"/>
+      </w:rPr>
+    </w:lvl>
+    <w:lvl w:ilvl="7" w:tplc="10090003" w:tentative="1">
+      <w:start w:val="1"/>
+      <w:numFmt w:val="bullet"/>
+      <w:lvlText w:val="o"/>
+      <w:lvlJc w:val="left"/>
+      <w:pPr>
+        <w:ind w:left="5760" w:hanging="360"/>
+      </w:pPr>
+      <w:rPr>
+        <w:rFonts w:ascii="Courier New" w:hAnsi="Courier New" w:cs="Courier New" w:hint="default"/>
+      </w:rPr>
+    </w:lvl>
+    <w:lvl w:ilvl="8" w:tplc="10090005" w:tentative="1">
+      <w:start w:val="1"/>
+      <w:numFmt w:val="bullet"/>
+      <w:lvlText w:val=""/>
+      <w:lvlJc w:val="left"/>
+      <w:pPr>
+        <w:ind w:left="6480" w:hanging="360"/>
+      </w:pPr>
+      <w:rPr>
+        <w:rFonts w:ascii="Wingdings" w:hAnsi="Wingdings" w:hint="default"/>
+      </w:rPr>
+    </w:lvl>
+  </w:abstractNum>
+  <w:abstractNum w:abstractNumId="10" w15:restartNumberingAfterBreak="0">
+    <w:nsid w:val="4FD61636"/>
+    <w:multiLevelType w:val="hybridMultilevel"/>
+    <w:tmpl w:val="ECEE2126"/>
+    <w:lvl w:ilvl="0" w:tplc="8D28CF4A">
+      <w:start w:val="519"/>
+      <w:numFmt w:val="bullet"/>
+      <w:lvlText w:val="›"/>
+      <w:lvlJc w:val="left"/>
+      <w:pPr>
+        <w:ind w:left="720" w:hanging="360"/>
+      </w:pPr>
+      <w:rPr>
+        <w:rFonts w:ascii="Times New Roman" w:eastAsiaTheme="minorHAnsi" w:hAnsi="Times New Roman" w:cs="Times New Roman" w:hint="default"/>
+      </w:rPr>
+    </w:lvl>
+    <w:lvl w:ilvl="1" w:tplc="10090003" w:tentative="1">
+      <w:start w:val="1"/>
+      <w:numFmt w:val="bullet"/>
+      <w:lvlText w:val="o"/>
+      <w:lvlJc w:val="left"/>
+      <w:pPr>
+        <w:ind w:left="1440" w:hanging="360"/>
+      </w:pPr>
+      <w:rPr>
+        <w:rFonts w:ascii="Courier New" w:hAnsi="Courier New" w:cs="Courier New" w:hint="default"/>
+      </w:rPr>
+    </w:lvl>
+    <w:lvl w:ilvl="2" w:tplc="10090005" w:tentative="1">
+      <w:start w:val="1"/>
+      <w:numFmt w:val="bullet"/>
+      <w:lvlText w:val=""/>
+      <w:lvlJc w:val="left"/>
+      <w:pPr>
+        <w:ind w:left="2160" w:hanging="360"/>
+      </w:pPr>
+      <w:rPr>
+        <w:rFonts w:ascii="Wingdings" w:hAnsi="Wingdings" w:hint="default"/>
+      </w:rPr>
+    </w:lvl>
+    <w:lvl w:ilvl="3" w:tplc="10090001" w:tentative="1">
+      <w:start w:val="1"/>
+      <w:numFmt w:val="bullet"/>
+      <w:lvlText w:val=""/>
+      <w:lvlJc w:val="left"/>
+      <w:pPr>
+        <w:ind w:left="2880" w:hanging="360"/>
+      </w:pPr>
+      <w:rPr>
+        <w:rFonts w:ascii="Symbol" w:hAnsi="Symbol" w:hint="default"/>
+      </w:rPr>
+    </w:lvl>
+    <w:lvl w:ilvl="4" w:tplc="10090003" w:tentative="1">
+      <w:start w:val="1"/>
+      <w:numFmt w:val="bullet"/>
+      <w:lvlText w:val="o"/>
+      <w:lvlJc w:val="left"/>
+      <w:pPr>
+        <w:ind w:left="3600" w:hanging="360"/>
+      </w:pPr>
+      <w:rPr>
+        <w:rFonts w:ascii="Courier New" w:hAnsi="Courier New" w:cs="Courier New" w:hint="default"/>
+      </w:rPr>
+    </w:lvl>
+    <w:lvl w:ilvl="5" w:tplc="10090005" w:tentative="1">
+      <w:start w:val="1"/>
+      <w:numFmt w:val="bullet"/>
+      <w:lvlText w:val=""/>
+      <w:lvlJc w:val="left"/>
+      <w:pPr>
+        <w:ind w:left="4320" w:hanging="360"/>
+      </w:pPr>
+      <w:rPr>
+        <w:rFonts w:ascii="Wingdings" w:hAnsi="Wingdings" w:hint="default"/>
+      </w:rPr>
+    </w:lvl>
+    <w:lvl w:ilvl="6" w:tplc="10090001" w:tentative="1">
+      <w:start w:val="1"/>
+      <w:numFmt w:val="bullet"/>
+      <w:lvlText w:val=""/>
+      <w:lvlJc w:val="left"/>
+      <w:pPr>
+        <w:ind w:left="5040" w:hanging="360"/>
+      </w:pPr>
+      <w:rPr>
+        <w:rFonts w:ascii="Symbol" w:hAnsi="Symbol" w:hint="default"/>
+      </w:rPr>
+    </w:lvl>
+    <w:lvl w:ilvl="7" w:tplc="10090003" w:tentative="1">
+      <w:start w:val="1"/>
+      <w:numFmt w:val="bullet"/>
+      <w:lvlText w:val="o"/>
+      <w:lvlJc w:val="left"/>
+      <w:pPr>
+        <w:ind w:left="5760" w:hanging="360"/>
+      </w:pPr>
+      <w:rPr>
+        <w:rFonts w:ascii="Courier New" w:hAnsi="Courier New" w:cs="Courier New" w:hint="default"/>
+      </w:rPr>
+    </w:lvl>
+    <w:lvl w:ilvl="8" w:tplc="10090005" w:tentative="1">
+      <w:start w:val="1"/>
+      <w:numFmt w:val="bullet"/>
+      <w:lvlText w:val=""/>
+      <w:lvlJc w:val="left"/>
+      <w:pPr>
+        <w:ind w:left="6480" w:hanging="360"/>
+      </w:pPr>
+      <w:rPr>
+        <w:rFonts w:ascii="Wingdings" w:hAnsi="Wingdings" w:hint="default"/>
+      </w:rPr>
+    </w:lvl>
+  </w:abstractNum>
+  <w:abstractNum w:abstractNumId="11" w15:restartNumberingAfterBreak="0">
     <w:nsid w:val="5C5C7393"/>
     <w:multiLevelType w:val="hybridMultilevel"/>
     <w:tmpl w:val="48402DCC"/>
@@ -2274,32 +2766,509 @@
       </w:rPr>
     </w:lvl>
   </w:abstractNum>
+  <w:abstractNum w:abstractNumId="12" w15:restartNumberingAfterBreak="0">
+    <w:nsid w:val="5E5419AC"/>
+    <w:multiLevelType w:val="hybridMultilevel"/>
+    <w:tmpl w:val="ED88FD84"/>
+    <w:lvl w:ilvl="0" w:tplc="8D28CF4A">
+      <w:start w:val="519"/>
+      <w:numFmt w:val="bullet"/>
+      <w:lvlText w:val="›"/>
+      <w:lvlJc w:val="left"/>
+      <w:pPr>
+        <w:ind w:left="720" w:hanging="360"/>
+      </w:pPr>
+      <w:rPr>
+        <w:rFonts w:ascii="Times New Roman" w:eastAsiaTheme="minorHAnsi" w:hAnsi="Times New Roman" w:cs="Times New Roman" w:hint="default"/>
+      </w:rPr>
+    </w:lvl>
+    <w:lvl w:ilvl="1" w:tplc="10090003" w:tentative="1">
+      <w:start w:val="1"/>
+      <w:numFmt w:val="bullet"/>
+      <w:lvlText w:val="o"/>
+      <w:lvlJc w:val="left"/>
+      <w:pPr>
+        <w:ind w:left="1440" w:hanging="360"/>
+      </w:pPr>
+      <w:rPr>
+        <w:rFonts w:ascii="Courier New" w:hAnsi="Courier New" w:cs="Courier New" w:hint="default"/>
+      </w:rPr>
+    </w:lvl>
+    <w:lvl w:ilvl="2" w:tplc="10090005" w:tentative="1">
+      <w:start w:val="1"/>
+      <w:numFmt w:val="bullet"/>
+      <w:lvlText w:val=""/>
+      <w:lvlJc w:val="left"/>
+      <w:pPr>
+        <w:ind w:left="2160" w:hanging="360"/>
+      </w:pPr>
+      <w:rPr>
+        <w:rFonts w:ascii="Wingdings" w:hAnsi="Wingdings" w:hint="default"/>
+      </w:rPr>
+    </w:lvl>
+    <w:lvl w:ilvl="3" w:tplc="10090001" w:tentative="1">
+      <w:start w:val="1"/>
+      <w:numFmt w:val="bullet"/>
+      <w:lvlText w:val=""/>
+      <w:lvlJc w:val="left"/>
+      <w:pPr>
+        <w:ind w:left="2880" w:hanging="360"/>
+      </w:pPr>
+      <w:rPr>
+        <w:rFonts w:ascii="Symbol" w:hAnsi="Symbol" w:hint="default"/>
+      </w:rPr>
+    </w:lvl>
+    <w:lvl w:ilvl="4" w:tplc="10090003" w:tentative="1">
+      <w:start w:val="1"/>
+      <w:numFmt w:val="bullet"/>
+      <w:lvlText w:val="o"/>
+      <w:lvlJc w:val="left"/>
+      <w:pPr>
+        <w:ind w:left="3600" w:hanging="360"/>
+      </w:pPr>
+      <w:rPr>
+        <w:rFonts w:ascii="Courier New" w:hAnsi="Courier New" w:cs="Courier New" w:hint="default"/>
+      </w:rPr>
+    </w:lvl>
+    <w:lvl w:ilvl="5" w:tplc="10090005" w:tentative="1">
+      <w:start w:val="1"/>
+      <w:numFmt w:val="bullet"/>
+      <w:lvlText w:val=""/>
+      <w:lvlJc w:val="left"/>
+      <w:pPr>
+        <w:ind w:left="4320" w:hanging="360"/>
+      </w:pPr>
+      <w:rPr>
+        <w:rFonts w:ascii="Wingdings" w:hAnsi="Wingdings" w:hint="default"/>
+      </w:rPr>
+    </w:lvl>
+    <w:lvl w:ilvl="6" w:tplc="10090001" w:tentative="1">
+      <w:start w:val="1"/>
+      <w:numFmt w:val="bullet"/>
+      <w:lvlText w:val=""/>
+      <w:lvlJc w:val="left"/>
+      <w:pPr>
+        <w:ind w:left="5040" w:hanging="360"/>
+      </w:pPr>
+      <w:rPr>
+        <w:rFonts w:ascii="Symbol" w:hAnsi="Symbol" w:hint="default"/>
+      </w:rPr>
+    </w:lvl>
+    <w:lvl w:ilvl="7" w:tplc="10090003" w:tentative="1">
+      <w:start w:val="1"/>
+      <w:numFmt w:val="bullet"/>
+      <w:lvlText w:val="o"/>
+      <w:lvlJc w:val="left"/>
+      <w:pPr>
+        <w:ind w:left="5760" w:hanging="360"/>
+      </w:pPr>
+      <w:rPr>
+        <w:rFonts w:ascii="Courier New" w:hAnsi="Courier New" w:cs="Courier New" w:hint="default"/>
+      </w:rPr>
+    </w:lvl>
+    <w:lvl w:ilvl="8" w:tplc="10090005" w:tentative="1">
+      <w:start w:val="1"/>
+      <w:numFmt w:val="bullet"/>
+      <w:lvlText w:val=""/>
+      <w:lvlJc w:val="left"/>
+      <w:pPr>
+        <w:ind w:left="6480" w:hanging="360"/>
+      </w:pPr>
+      <w:rPr>
+        <w:rFonts w:ascii="Wingdings" w:hAnsi="Wingdings" w:hint="default"/>
+      </w:rPr>
+    </w:lvl>
+  </w:abstractNum>
+  <w:abstractNum w:abstractNumId="13" w15:restartNumberingAfterBreak="0">
+    <w:nsid w:val="6A8F3D4A"/>
+    <w:multiLevelType w:val="hybridMultilevel"/>
+    <w:tmpl w:val="9ACCF59E"/>
+    <w:lvl w:ilvl="0" w:tplc="D9A2A3FC">
+      <w:numFmt w:val="bullet"/>
+      <w:lvlText w:val="-"/>
+      <w:lvlJc w:val="left"/>
+      <w:pPr>
+        <w:ind w:left="1080" w:hanging="360"/>
+      </w:pPr>
+      <w:rPr>
+        <w:rFonts w:ascii="Times New Roman" w:eastAsiaTheme="minorHAnsi" w:hAnsi="Times New Roman" w:cs="Times New Roman" w:hint="default"/>
+      </w:rPr>
+    </w:lvl>
+    <w:lvl w:ilvl="1" w:tplc="10090003" w:tentative="1">
+      <w:start w:val="1"/>
+      <w:numFmt w:val="bullet"/>
+      <w:lvlText w:val="o"/>
+      <w:lvlJc w:val="left"/>
+      <w:pPr>
+        <w:ind w:left="1800" w:hanging="360"/>
+      </w:pPr>
+      <w:rPr>
+        <w:rFonts w:ascii="Courier New" w:hAnsi="Courier New" w:cs="Courier New" w:hint="default"/>
+      </w:rPr>
+    </w:lvl>
+    <w:lvl w:ilvl="2" w:tplc="10090005" w:tentative="1">
+      <w:start w:val="1"/>
+      <w:numFmt w:val="bullet"/>
+      <w:lvlText w:val=""/>
+      <w:lvlJc w:val="left"/>
+      <w:pPr>
+        <w:ind w:left="2520" w:hanging="360"/>
+      </w:pPr>
+      <w:rPr>
+        <w:rFonts w:ascii="Wingdings" w:hAnsi="Wingdings" w:hint="default"/>
+      </w:rPr>
+    </w:lvl>
+    <w:lvl w:ilvl="3" w:tplc="10090001" w:tentative="1">
+      <w:start w:val="1"/>
+      <w:numFmt w:val="bullet"/>
+      <w:lvlText w:val=""/>
+      <w:lvlJc w:val="left"/>
+      <w:pPr>
+        <w:ind w:left="3240" w:hanging="360"/>
+      </w:pPr>
+      <w:rPr>
+        <w:rFonts w:ascii="Symbol" w:hAnsi="Symbol" w:hint="default"/>
+      </w:rPr>
+    </w:lvl>
+    <w:lvl w:ilvl="4" w:tplc="10090003" w:tentative="1">
+      <w:start w:val="1"/>
+      <w:numFmt w:val="bullet"/>
+      <w:lvlText w:val="o"/>
+      <w:lvlJc w:val="left"/>
+      <w:pPr>
+        <w:ind w:left="3960" w:hanging="360"/>
+      </w:pPr>
+      <w:rPr>
+        <w:rFonts w:ascii="Courier New" w:hAnsi="Courier New" w:cs="Courier New" w:hint="default"/>
+      </w:rPr>
+    </w:lvl>
+    <w:lvl w:ilvl="5" w:tplc="10090005" w:tentative="1">
+      <w:start w:val="1"/>
+      <w:numFmt w:val="bullet"/>
+      <w:lvlText w:val=""/>
+      <w:lvlJc w:val="left"/>
+      <w:pPr>
+        <w:ind w:left="4680" w:hanging="360"/>
+      </w:pPr>
+      <w:rPr>
+        <w:rFonts w:ascii="Wingdings" w:hAnsi="Wingdings" w:hint="default"/>
+      </w:rPr>
+    </w:lvl>
+    <w:lvl w:ilvl="6" w:tplc="10090001" w:tentative="1">
+      <w:start w:val="1"/>
+      <w:numFmt w:val="bullet"/>
+      <w:lvlText w:val=""/>
+      <w:lvlJc w:val="left"/>
+      <w:pPr>
+        <w:ind w:left="5400" w:hanging="360"/>
+      </w:pPr>
+      <w:rPr>
+        <w:rFonts w:ascii="Symbol" w:hAnsi="Symbol" w:hint="default"/>
+      </w:rPr>
+    </w:lvl>
+    <w:lvl w:ilvl="7" w:tplc="10090003" w:tentative="1">
+      <w:start w:val="1"/>
+      <w:numFmt w:val="bullet"/>
+      <w:lvlText w:val="o"/>
+      <w:lvlJc w:val="left"/>
+      <w:pPr>
+        <w:ind w:left="6120" w:hanging="360"/>
+      </w:pPr>
+      <w:rPr>
+        <w:rFonts w:ascii="Courier New" w:hAnsi="Courier New" w:cs="Courier New" w:hint="default"/>
+      </w:rPr>
+    </w:lvl>
+    <w:lvl w:ilvl="8" w:tplc="10090005" w:tentative="1">
+      <w:start w:val="1"/>
+      <w:numFmt w:val="bullet"/>
+      <w:lvlText w:val=""/>
+      <w:lvlJc w:val="left"/>
+      <w:pPr>
+        <w:ind w:left="6840" w:hanging="360"/>
+      </w:pPr>
+      <w:rPr>
+        <w:rFonts w:ascii="Wingdings" w:hAnsi="Wingdings" w:hint="default"/>
+      </w:rPr>
+    </w:lvl>
+  </w:abstractNum>
+  <w:abstractNum w:abstractNumId="14" w15:restartNumberingAfterBreak="0">
+    <w:nsid w:val="6FBA6FE0"/>
+    <w:multiLevelType w:val="hybridMultilevel"/>
+    <w:tmpl w:val="76C85016"/>
+    <w:lvl w:ilvl="0" w:tplc="CC847614">
+      <w:numFmt w:val="bullet"/>
+      <w:lvlText w:val="-"/>
+      <w:lvlJc w:val="left"/>
+      <w:pPr>
+        <w:ind w:left="1080" w:hanging="360"/>
+      </w:pPr>
+      <w:rPr>
+        <w:rFonts w:ascii="Times New Roman" w:eastAsiaTheme="minorHAnsi" w:hAnsi="Times New Roman" w:cs="Times New Roman" w:hint="default"/>
+      </w:rPr>
+    </w:lvl>
+    <w:lvl w:ilvl="1" w:tplc="10090003" w:tentative="1">
+      <w:start w:val="1"/>
+      <w:numFmt w:val="bullet"/>
+      <w:lvlText w:val="o"/>
+      <w:lvlJc w:val="left"/>
+      <w:pPr>
+        <w:ind w:left="1800" w:hanging="360"/>
+      </w:pPr>
+      <w:rPr>
+        <w:rFonts w:ascii="Courier New" w:hAnsi="Courier New" w:cs="Courier New" w:hint="default"/>
+      </w:rPr>
+    </w:lvl>
+    <w:lvl w:ilvl="2" w:tplc="10090005" w:tentative="1">
+      <w:start w:val="1"/>
+      <w:numFmt w:val="bullet"/>
+      <w:lvlText w:val=""/>
+      <w:lvlJc w:val="left"/>
+      <w:pPr>
+        <w:ind w:left="2520" w:hanging="360"/>
+      </w:pPr>
+      <w:rPr>
+        <w:rFonts w:ascii="Wingdings" w:hAnsi="Wingdings" w:hint="default"/>
+      </w:rPr>
+    </w:lvl>
+    <w:lvl w:ilvl="3" w:tplc="10090001" w:tentative="1">
+      <w:start w:val="1"/>
+      <w:numFmt w:val="bullet"/>
+      <w:lvlText w:val=""/>
+      <w:lvlJc w:val="left"/>
+      <w:pPr>
+        <w:ind w:left="3240" w:hanging="360"/>
+      </w:pPr>
+      <w:rPr>
+        <w:rFonts w:ascii="Symbol" w:hAnsi="Symbol" w:hint="default"/>
+      </w:rPr>
+    </w:lvl>
+    <w:lvl w:ilvl="4" w:tplc="10090003" w:tentative="1">
+      <w:start w:val="1"/>
+      <w:numFmt w:val="bullet"/>
+      <w:lvlText w:val="o"/>
+      <w:lvlJc w:val="left"/>
+      <w:pPr>
+        <w:ind w:left="3960" w:hanging="360"/>
+      </w:pPr>
+      <w:rPr>
+        <w:rFonts w:ascii="Courier New" w:hAnsi="Courier New" w:cs="Courier New" w:hint="default"/>
+      </w:rPr>
+    </w:lvl>
+    <w:lvl w:ilvl="5" w:tplc="10090005" w:tentative="1">
+      <w:start w:val="1"/>
+      <w:numFmt w:val="bullet"/>
+      <w:lvlText w:val=""/>
+      <w:lvlJc w:val="left"/>
+      <w:pPr>
+        <w:ind w:left="4680" w:hanging="360"/>
+      </w:pPr>
+      <w:rPr>
+        <w:rFonts w:ascii="Wingdings" w:hAnsi="Wingdings" w:hint="default"/>
+      </w:rPr>
+    </w:lvl>
+    <w:lvl w:ilvl="6" w:tplc="10090001" w:tentative="1">
+      <w:start w:val="1"/>
+      <w:numFmt w:val="bullet"/>
+      <w:lvlText w:val=""/>
+      <w:lvlJc w:val="left"/>
+      <w:pPr>
+        <w:ind w:left="5400" w:hanging="360"/>
+      </w:pPr>
+      <w:rPr>
+        <w:rFonts w:ascii="Symbol" w:hAnsi="Symbol" w:hint="default"/>
+      </w:rPr>
+    </w:lvl>
+    <w:lvl w:ilvl="7" w:tplc="10090003" w:tentative="1">
+      <w:start w:val="1"/>
+      <w:numFmt w:val="bullet"/>
+      <w:lvlText w:val="o"/>
+      <w:lvlJc w:val="left"/>
+      <w:pPr>
+        <w:ind w:left="6120" w:hanging="360"/>
+      </w:pPr>
+      <w:rPr>
+        <w:rFonts w:ascii="Courier New" w:hAnsi="Courier New" w:cs="Courier New" w:hint="default"/>
+      </w:rPr>
+    </w:lvl>
+    <w:lvl w:ilvl="8" w:tplc="10090005" w:tentative="1">
+      <w:start w:val="1"/>
+      <w:numFmt w:val="bullet"/>
+      <w:lvlText w:val=""/>
+      <w:lvlJc w:val="left"/>
+      <w:pPr>
+        <w:ind w:left="6840" w:hanging="360"/>
+      </w:pPr>
+      <w:rPr>
+        <w:rFonts w:ascii="Wingdings" w:hAnsi="Wingdings" w:hint="default"/>
+      </w:rPr>
+    </w:lvl>
+  </w:abstractNum>
+  <w:abstractNum w:abstractNumId="15" w15:restartNumberingAfterBreak="0">
+    <w:nsid w:val="7D77038C"/>
+    <w:multiLevelType w:val="hybridMultilevel"/>
+    <w:tmpl w:val="FC82B448"/>
+    <w:lvl w:ilvl="0" w:tplc="8D28CF4A">
+      <w:start w:val="519"/>
+      <w:numFmt w:val="bullet"/>
+      <w:lvlText w:val="›"/>
+      <w:lvlJc w:val="left"/>
+      <w:pPr>
+        <w:ind w:left="720" w:hanging="360"/>
+      </w:pPr>
+      <w:rPr>
+        <w:rFonts w:ascii="Times New Roman" w:eastAsiaTheme="minorHAnsi" w:hAnsi="Times New Roman" w:cs="Times New Roman" w:hint="default"/>
+      </w:rPr>
+    </w:lvl>
+    <w:lvl w:ilvl="1" w:tplc="10090003" w:tentative="1">
+      <w:start w:val="1"/>
+      <w:numFmt w:val="bullet"/>
+      <w:lvlText w:val="o"/>
+      <w:lvlJc w:val="left"/>
+      <w:pPr>
+        <w:ind w:left="1440" w:hanging="360"/>
+      </w:pPr>
+      <w:rPr>
+        <w:rFonts w:ascii="Courier New" w:hAnsi="Courier New" w:cs="Courier New" w:hint="default"/>
+      </w:rPr>
+    </w:lvl>
+    <w:lvl w:ilvl="2" w:tplc="10090005" w:tentative="1">
+      <w:start w:val="1"/>
+      <w:numFmt w:val="bullet"/>
+      <w:lvlText w:val=""/>
+      <w:lvlJc w:val="left"/>
+      <w:pPr>
+        <w:ind w:left="2160" w:hanging="360"/>
+      </w:pPr>
+      <w:rPr>
+        <w:rFonts w:ascii="Wingdings" w:hAnsi="Wingdings" w:hint="default"/>
+      </w:rPr>
+    </w:lvl>
+    <w:lvl w:ilvl="3" w:tplc="10090001" w:tentative="1">
+      <w:start w:val="1"/>
+      <w:numFmt w:val="bullet"/>
+      <w:lvlText w:val=""/>
+      <w:lvlJc w:val="left"/>
+      <w:pPr>
+        <w:ind w:left="2880" w:hanging="360"/>
+      </w:pPr>
+      <w:rPr>
+        <w:rFonts w:ascii="Symbol" w:hAnsi="Symbol" w:hint="default"/>
+      </w:rPr>
+    </w:lvl>
+    <w:lvl w:ilvl="4" w:tplc="10090003" w:tentative="1">
+      <w:start w:val="1"/>
+      <w:numFmt w:val="bullet"/>
+      <w:lvlText w:val="o"/>
+      <w:lvlJc w:val="left"/>
+      <w:pPr>
+        <w:ind w:left="3600" w:hanging="360"/>
+      </w:pPr>
+      <w:rPr>
+        <w:rFonts w:ascii="Courier New" w:hAnsi="Courier New" w:cs="Courier New" w:hint="default"/>
+      </w:rPr>
+    </w:lvl>
+    <w:lvl w:ilvl="5" w:tplc="10090005" w:tentative="1">
+      <w:start w:val="1"/>
+      <w:numFmt w:val="bullet"/>
+      <w:lvlText w:val=""/>
+      <w:lvlJc w:val="left"/>
+      <w:pPr>
+        <w:ind w:left="4320" w:hanging="360"/>
+      </w:pPr>
+      <w:rPr>
+        <w:rFonts w:ascii="Wingdings" w:hAnsi="Wingdings" w:hint="default"/>
+      </w:rPr>
+    </w:lvl>
+    <w:lvl w:ilvl="6" w:tplc="10090001" w:tentative="1">
+      <w:start w:val="1"/>
+      <w:numFmt w:val="bullet"/>
+      <w:lvlText w:val=""/>
+      <w:lvlJc w:val="left"/>
+      <w:pPr>
+        <w:ind w:left="5040" w:hanging="360"/>
+      </w:pPr>
+      <w:rPr>
+        <w:rFonts w:ascii="Symbol" w:hAnsi="Symbol" w:hint="default"/>
+      </w:rPr>
+    </w:lvl>
+    <w:lvl w:ilvl="7" w:tplc="10090003" w:tentative="1">
+      <w:start w:val="1"/>
+      <w:numFmt w:val="bullet"/>
+      <w:lvlText w:val="o"/>
+      <w:lvlJc w:val="left"/>
+      <w:pPr>
+        <w:ind w:left="5760" w:hanging="360"/>
+      </w:pPr>
+      <w:rPr>
+        <w:rFonts w:ascii="Courier New" w:hAnsi="Courier New" w:cs="Courier New" w:hint="default"/>
+      </w:rPr>
+    </w:lvl>
+    <w:lvl w:ilvl="8" w:tplc="10090005" w:tentative="1">
+      <w:start w:val="1"/>
+      <w:numFmt w:val="bullet"/>
+      <w:lvlText w:val=""/>
+      <w:lvlJc w:val="left"/>
+      <w:pPr>
+        <w:ind w:left="6480" w:hanging="360"/>
+      </w:pPr>
+      <w:rPr>
+        <w:rFonts w:ascii="Wingdings" w:hAnsi="Wingdings" w:hint="default"/>
+      </w:rPr>
+    </w:lvl>
+  </w:abstractNum>
   <w:num w:numId="1">
+    <w:abstractNumId w:val="1"/>
+  </w:num>
+  <w:num w:numId="2">
+    <w:abstractNumId w:val="11"/>
+  </w:num>
+  <w:num w:numId="3">
+    <w:abstractNumId w:val="7"/>
+  </w:num>
+  <w:num w:numId="4">
+    <w:abstractNumId w:val="8"/>
+  </w:num>
+  <w:num w:numId="5">
+    <w:abstractNumId w:val="6"/>
+  </w:num>
+  <w:num w:numId="6">
+    <w:abstractNumId w:val="3"/>
+  </w:num>
+  <w:num w:numId="7">
+    <w:abstractNumId w:val="4"/>
+  </w:num>
+  <w:num w:numId="8">
+    <w:abstractNumId w:val="9"/>
+  </w:num>
+  <w:num w:numId="9">
+    <w:abstractNumId w:val="15"/>
+  </w:num>
+  <w:num w:numId="10">
     <w:abstractNumId w:val="0"/>
   </w:num>
-  <w:num w:numId="2">
-    <w:abstractNumId w:val="6"/>
+  <w:num w:numId="11">
+    <w:abstractNumId w:val="13"/>
   </w:num>
-  <w:num w:numId="3">
-    <w:abstractNumId w:val="4"/>
+  <w:num w:numId="12">
+    <w:abstractNumId w:val="10"/>
   </w:num>
-  <w:num w:numId="4">
+  <w:num w:numId="13">
+    <w:abstractNumId w:val="2"/>
+  </w:num>
+  <w:num w:numId="14">
+    <w:abstractNumId w:val="12"/>
+  </w:num>
+  <w:num w:numId="15">
+    <w:abstractNumId w:val="14"/>
+  </w:num>
+  <w:num w:numId="16">
     <w:abstractNumId w:val="5"/>
-  </w:num>
-  <w:num w:numId="5">
-    <w:abstractNumId w:val="3"/>
-  </w:num>
-  <w:num w:numId="6">
-    <w:abstractNumId w:val="1"/>
-  </w:num>
-  <w:num w:numId="7">
-    <w:abstractNumId w:val="2"/>
   </w:num>
 </w:numbering>
 </file>
 
 <file path=word/styles.xml><?xml version="1.0" encoding="utf-8"?>
-<w:styles xmlns:mc="http://schemas.openxmlformats.org/markup-compatibility/2006" xmlns:r="http://schemas.openxmlformats.org/officeDocument/2006/relationships" xmlns:w="http://schemas.openxmlformats.org/wordprocessingml/2006/main" xmlns:w14="http://schemas.microsoft.com/office/word/2010/wordml" xmlns:w15="http://schemas.microsoft.com/office/word/2012/wordml" xmlns:w16cex="http://schemas.microsoft.com/office/word/2018/wordml/cex" xmlns:w16cid="http://schemas.microsoft.com/office/word/2016/wordml/cid" xmlns:w16="http://schemas.microsoft.com/office/word/2018/wordml" xmlns:w16se="http://schemas.microsoft.com/office/word/2015/wordml/symex" mc:Ignorable="w14 w15 w16se w16cid w16 w16cex">
+<w:styles xmlns:mc="http://schemas.openxmlformats.org/markup-compatibility/2006" xmlns:r="http://schemas.openxmlformats.org/officeDocument/2006/relationships" xmlns:w="http://schemas.openxmlformats.org/wordprocessingml/2006/main" xmlns:w14="http://schemas.microsoft.com/office/word/2010/wordml" xmlns:w15="http://schemas.microsoft.com/office/word/2012/wordml" xmlns:w16cex="http://schemas.microsoft.com/office/word/2018/wordml/cex" xmlns:w16cid="http://schemas.microsoft.com/office/word/2016/wordml/cid" xmlns:w16="http://schemas.microsoft.com/office/word/2018/wordml" xmlns:w16sdtdh="http://schemas.microsoft.com/office/word/2020/wordml/sdtdatahash" xmlns:w16se="http://schemas.microsoft.com/office/word/2015/wordml/symex" mc:Ignorable="w14 w15 w16se w16cid w16 w16cex w16sdtdh">
   <w:docDefaults>
     <w:rPrDefault>
       <w:rPr>
